--- a/protected-resources/admin-vault/core-curriculum/ambassador-weeks-01-04/week-04/Future-Ready-Week-04-Student-Workbook.docx
+++ b/protected-resources/admin-vault/core-curriculum/ambassador-weeks-01-04/week-04/Future-Ready-Week-04-Student-Workbook.docx
@@ -1,146 +1,154 @@
 
 <file path=word/document.xml><?xml version="1.0" encoding="utf-8"?>
-<w:document xmlns:wpc="http://schemas.microsoft.com/office/word/2010/wordprocessingCanvas" xmlns:mo="http://schemas.microsoft.com/office/mac/office/2008/main" xmlns:mc="http://schemas.openxmlformats.org/markup-compatibility/2006" xmlns:mv="urn:schemas-microsoft-com:mac:vml" xmlns:o="urn:schemas-microsoft-com:office:office" xmlns:r="http://schemas.openxmlformats.org/officeDocument/2006/relationships" xmlns:m="http://schemas.openxmlformats.org/officeDocument/2006/math" xmlns:v="urn:schemas-microsoft-com:vml" xmlns:wp14="http://schemas.microsoft.com/office/word/2010/wordprocessingDrawing" xmlns:wp="http://schemas.openxmlformats.org/drawingml/2006/wordprocessingDrawing" xmlns:w10="urn:schemas-microsoft-com:office:word" xmlns:w="http://schemas.openxmlformats.org/wordprocessingml/2006/main" xmlns:w14="http://schemas.microsoft.com/office/word/2010/wordml" xmlns:wpg="http://schemas.microsoft.com/office/word/2010/wordprocessingGroup" xmlns:wpi="http://schemas.microsoft.com/office/word/2010/wordprocessingInk" xmlns:wne="http://schemas.microsoft.com/office/word/2006/wordml" xmlns:wps="http://schemas.microsoft.com/office/word/2010/wordprocessingShape" mc:Ignorable="w14 wp14">
+<w:document xmlns:w="http://schemas.openxmlformats.org/wordprocessingml/2006/main" xmlns:r="http://schemas.openxmlformats.org/officeDocument/2006/relationships">
   <w:body>
     <w:p>
       <w:pPr>
         <w:jc w:val="center"/>
+        <w:spacing w:before="500" w:after="80"/>
       </w:pPr>
       <w:r>
         <w:rPr>
           <w:b/>
-          <w:color w:val="0D1B3D"/>
-          <w:sz w:val="50"/>
-        </w:rPr>
-        <w:t>FUTURE READY™</w:t>
+          <w:sz w:val="28"/>
+          <w:szCs w:val="28"/>
+          <w:color w:val="1B779E"/>
+        </w:rPr>
+        <w:t xml:space="preserve">FUTURE READY™</w:t>
       </w:r>
     </w:p>
     <w:p>
       <w:pPr>
         <w:jc w:val="center"/>
+        <w:spacing w:before="0" w:after="60"/>
       </w:pPr>
       <w:r>
         <w:rPr>
           <w:b/>
-          <w:color w:val="0D1B3D"/>
-          <w:sz w:val="42"/>
-        </w:rPr>
-        <w:t>Week 4 Student Workbook</w:t>
+          <w:sz w:val="54"/>
+          <w:szCs w:val="54"/>
+          <w:color w:val="123758"/>
+        </w:rPr>
+        <w:t xml:space="preserve">WEEK 4</w:t>
       </w:r>
     </w:p>
     <w:p>
       <w:pPr>
         <w:jc w:val="center"/>
-      </w:pPr>
-      <w:r>
-        <w:rPr>
-          <w:i/>
-          <w:color w:val="6B7280"/>
+        <w:spacing w:before="0" w:after="40"/>
+      </w:pPr>
+      <w:r>
+        <w:rPr>
+          <w:b/>
+          <w:sz w:val="34"/>
+          <w:szCs w:val="34"/>
+          <w:color w:val="123758"/>
+        </w:rPr>
+        <w:t xml:space="preserve">CHOICES CREATE FUTURES</w:t>
+      </w:r>
+    </w:p>
+    <w:p>
+      <w:pPr>
+        <w:jc w:val="center"/>
+        <w:spacing w:before="0" w:after="80"/>
+      </w:pPr>
+      <w:r>
+        <w:rPr>
+          <w:b/>
+          <w:sz w:val="26"/>
+          <w:szCs w:val="26"/>
+          <w:color w:val="E9812A"/>
+        </w:rPr>
+        <w:t xml:space="preserve">PROFESSIONALISM, SYSTEMS &amp; WORK IN ACTION</w:t>
+      </w:r>
+    </w:p>
+    <w:p>
+      <w:pPr>
+        <w:jc w:val="center"/>
+        <w:spacing w:before="0" w:after="200"/>
+      </w:pPr>
+      <w:r>
+        <w:rPr>
+          <w:b/>
+          <w:sz w:val="24"/>
+          <w:szCs w:val="24"/>
+          <w:color w:val="1B779E"/>
+        </w:rPr>
+        <w:t xml:space="preserve">SEG Systems Experience Week</w:t>
+      </w:r>
+    </w:p>
+    <w:p>
+      <w:pPr>
+        <w:jc w:val="center"/>
+        <w:spacing w:before="0" w:after="30"/>
+      </w:pPr>
+      <w:r>
+        <w:rPr>
+          <w:b/>
           <w:sz w:val="22"/>
-        </w:rPr>
-        <w:t>Choices Create Futures</w:t>
+          <w:szCs w:val="22"/>
+          <w:color w:val="123758"/>
+        </w:rPr>
+        <w:t xml:space="preserve">ESSENTIAL QUESTION</w:t>
       </w:r>
     </w:p>
     <w:p>
       <w:pPr>
         <w:jc w:val="center"/>
+        <w:spacing w:before="0" w:after="160"/>
       </w:pPr>
       <w:r>
         <w:rPr>
           <w:b/>
-          <w:color w:val="F2B705"/>
-        </w:rPr>
-        <w:t>Discover Purpose. Build Skills. Launch Your Future.</w:t>
-      </w:r>
-    </w:p>
-    <w:p/>
-    <w:tbl>
-      <w:tblPr>
-        <w:tblW w:type="auto" w:w="0"/>
+          <w:sz w:val="25"/>
+          <w:szCs w:val="25"/>
+          <w:color w:val="123758"/>
+        </w:rPr>
+        <w:t xml:space="preserve">How do habits, systems, people and technology shape trust, work and opportunity?</w:t>
+      </w:r>
+    </w:p>
+    <w:p>
+      <w:pPr>
         <w:jc w:val="center"/>
-        <w:tblLook w:firstColumn="1" w:firstRow="1" w:lastColumn="0" w:lastRow="0" w:noHBand="0" w:noVBand="1" w:val="04A0"/>
-      </w:tblPr>
-      <w:tblGrid>
-        <w:gridCol w:w="10224"/>
-      </w:tblGrid>
-      <w:tr>
-        <w:tc>
-          <w:tcPr>
-            <w:tcW w:type="dxa" w:w="10224"/>
-            <w:shd w:fill="FFF3C4"/>
-            <w:vAlign w:val="center"/>
-          </w:tcPr>
-          <w:p>
-            <w:r>
-              <w:rPr>
-                <w:b/>
-                <w:color w:val="0D1B3D"/>
-              </w:rPr>
-              <w:t xml:space="preserve">Essential Question: </w:t>
-            </w:r>
-            <w:r>
-              <w:t>How do my habits and systems shape trust and opportunity?</w:t>
-            </w:r>
-          </w:p>
-        </w:tc>
-      </w:tr>
-    </w:tbl>
-    <w:p>
-      <w:r>
-        <w:t>Name: ______________________________________    Date: ____________________    Cohort: ____________________</w:t>
-      </w:r>
-    </w:p>
-    <w:p>
-      <w:pPr>
-        <w:pStyle w:val="Heading1"/>
-      </w:pPr>
-      <w:r>
-        <w:t>My Week Mission</w:t>
-      </w:r>
-    </w:p>
-    <w:p>
-      <w:r>
-        <w:t>This week I will show up ready to participate, practice, accept feedback, and build evidence for my portfolio.</w:t>
-      </w:r>
-    </w:p>
-    <w:p>
-      <w:pPr>
-        <w:pStyle w:val="Heading1"/>
-      </w:pPr>
-      <w:r>
-        <w:t>What I Will Build</w:t>
-      </w:r>
-    </w:p>
-    <w:p>
-      <w:pPr>
-        <w:pStyle w:val="ListBullet"/>
-      </w:pPr>
-      <w:r>
-        <w:t>Personal Reliability Workflow and CRM Practice Record</w:t>
-      </w:r>
-    </w:p>
-    <w:p>
-      <w:pPr>
-        <w:pStyle w:val="ListBullet"/>
-      </w:pPr>
-      <w:r>
-        <w:t>Badge evidence for: Reliable Professional</w:t>
-      </w:r>
-    </w:p>
-    <w:p>
-      <w:pPr>
-        <w:pStyle w:val="ListBullet"/>
-      </w:pPr>
-      <w:r>
-        <w:t>One professional connection or follow-up action</w:t>
-      </w:r>
-    </w:p>
-    <w:p>
-      <w:pPr>
-        <w:pStyle w:val="ListBullet"/>
-      </w:pPr>
-      <w:r>
-        <w:t>One internship-readiness reflection</w:t>
+        <w:spacing w:before="0" w:after="160"/>
+      </w:pPr>
+      <w:r>
+        <w:rPr>
+          <w:sz w:val="21"/>
+          <w:szCs w:val="21"/>
+          <w:color w:val="333333"/>
+        </w:rPr>
+        <w:t xml:space="preserve">This week you will prepare for a real workplace experience, observe how professionalism and systems show up in action, ask better questions, connect human and technical skills, and reflect on what the experience changes about how you understand work.</w:t>
+      </w:r>
+    </w:p>
+    <w:p>
+      <w:pPr>
+        <w:jc w:val="center"/>
+        <w:spacing w:before="0" w:after="40"/>
+      </w:pPr>
+      <w:r>
+        <w:rPr>
+          <w:b/>
+          <w:sz w:val="22"/>
+          <w:szCs w:val="22"/>
+          <w:color w:val="1B779E"/>
+        </w:rPr>
+        <w:t xml:space="preserve">TODAY  →  WEDNESDAY  →  THURSDAY  →  FRIDAY</w:t>
+      </w:r>
+    </w:p>
+    <w:p>
+      <w:pPr>
+        <w:jc w:val="center"/>
+        <w:spacing w:before="0" w:after="80"/>
+      </w:pPr>
+      <w:r>
+        <w:rPr>
+          <w:b/>
+          <w:sz w:val="20"/>
+          <w:szCs w:val="20"/>
+          <w:color w:val="666666"/>
+        </w:rPr>
+        <w:t xml:space="preserve">PREPARE  →  SHOW UP READY  →  EXPERIENCE  →  REFLECT</w:t>
       </w:r>
     </w:p>
     <w:p>
@@ -150,1204 +158,3813 @@
     </w:p>
     <w:p>
       <w:pPr>
-        <w:pStyle w:val="Heading1"/>
-      </w:pPr>
-      <w:r>
-        <w:t>Day 1: Professionalism Is a Pattern</w:t>
-      </w:r>
-    </w:p>
-    <w:tbl>
-      <w:tblPr>
-        <w:tblW w:type="auto" w:w="0"/>
+        <w:spacing w:before="220" w:after="100"/>
+      </w:pPr>
+      <w:r>
+        <w:rPr>
+          <w:b/>
+          <w:sz w:val="30"/>
+          <w:szCs w:val="30"/>
+          <w:color w:val="123758"/>
+        </w:rPr>
+        <w:t xml:space="preserve">TODAY — UNDERSTAND THE WORK BEFORE YOU WALK IN</w:t>
+      </w:r>
+    </w:p>
+    <w:p>
+      <w:pPr>
+        <w:spacing w:before="0" w:after="130"/>
+      </w:pPr>
+      <w:r>
+        <w:rPr>
+          <w:sz w:val="21"/>
+          <w:szCs w:val="21"/>
+        </w:rPr>
+        <w:t xml:space="preserve">Week 4 is about professionalism, reliability and how work moves through real organizations. SEG Systems gives you a chance to see those ideas instead of only discussing them.</w:t>
+      </w:r>
+    </w:p>
+    <w:p>
+      <w:pPr>
+        <w:spacing w:before="180" w:after="80"/>
+      </w:pPr>
+      <w:r>
+        <w:rPr>
+          <w:b/>
+          <w:sz w:val="24"/>
+          <w:szCs w:val="24"/>
+          <w:color w:val="1B779E"/>
+        </w:rPr>
+        <w:t xml:space="preserve">START WITH WHAT YOU THINK</w:t>
+      </w:r>
+    </w:p>
+    <w:p>
+      <w:pPr>
+        <w:spacing w:before="100" w:after="45"/>
+      </w:pPr>
+      <w:r>
+        <w:rPr>
+          <w:b/>
+          <w:sz w:val="21"/>
+          <w:szCs w:val="21"/>
+          <w:color w:val="123758"/>
+        </w:rPr>
+        <w:t xml:space="preserve">Before researching SEG Systems, what do I think the company does?</w:t>
+      </w:r>
+    </w:p>
+    <w:p>
+      <w:pPr>
+        <w:spacing w:before="0" w:after="20"/>
+      </w:pPr>
+      <w:r>
+        <w:rPr>
+          <w:sz w:val="18"/>
+          <w:szCs w:val="18"/>
+          <w:color w:val="9AA3AA"/>
+        </w:rPr>
+        <w:t xml:space="preserve">____________________________________________________________________________________________</w:t>
+      </w:r>
+    </w:p>
+    <w:p>
+      <w:pPr>
+        <w:spacing w:before="0" w:after="20"/>
+      </w:pPr>
+      <w:r>
+        <w:rPr>
+          <w:sz w:val="18"/>
+          <w:szCs w:val="18"/>
+          <w:color w:val="9AA3AA"/>
+        </w:rPr>
+        <w:t xml:space="preserve">____________________________________________________________________________________________</w:t>
+      </w:r>
+    </w:p>
+    <w:p>
+      <w:pPr>
+        <w:spacing w:before="0" w:after="20"/>
+      </w:pPr>
+      <w:r>
+        <w:rPr>
+          <w:sz w:val="18"/>
+          <w:szCs w:val="18"/>
+          <w:color w:val="9AA3AA"/>
+        </w:rPr>
+        <w:t xml:space="preserve">____________________________________________________________________________________________</w:t>
+      </w:r>
+    </w:p>
+    <w:p>
+      <w:pPr>
+        <w:spacing w:before="100" w:after="45"/>
+      </w:pPr>
+      <w:r>
+        <w:rPr>
+          <w:b/>
+          <w:sz w:val="21"/>
+          <w:szCs w:val="21"/>
+          <w:color w:val="123758"/>
+        </w:rPr>
+        <w:t xml:space="preserve">What do I expect I might see, hear or experience there?</w:t>
+      </w:r>
+    </w:p>
+    <w:p>
+      <w:pPr>
+        <w:spacing w:before="0" w:after="20"/>
+      </w:pPr>
+      <w:r>
+        <w:rPr>
+          <w:sz w:val="18"/>
+          <w:szCs w:val="18"/>
+          <w:color w:val="9AA3AA"/>
+        </w:rPr>
+        <w:t xml:space="preserve">____________________________________________________________________________________________</w:t>
+      </w:r>
+    </w:p>
+    <w:p>
+      <w:pPr>
+        <w:spacing w:before="0" w:after="20"/>
+      </w:pPr>
+      <w:r>
+        <w:rPr>
+          <w:sz w:val="18"/>
+          <w:szCs w:val="18"/>
+          <w:color w:val="9AA3AA"/>
+        </w:rPr>
+        <w:t xml:space="preserve">____________________________________________________________________________________________</w:t>
+      </w:r>
+    </w:p>
+    <w:p>
+      <w:pPr>
+        <w:spacing w:before="0" w:after="20"/>
+      </w:pPr>
+      <w:r>
+        <w:rPr>
+          <w:sz w:val="18"/>
+          <w:szCs w:val="18"/>
+          <w:color w:val="9AA3AA"/>
+        </w:rPr>
+        <w:t xml:space="preserve">____________________________________________________________________________________________</w:t>
+      </w:r>
+    </w:p>
+    <w:p>
+      <w:pPr>
+        <w:spacing w:before="180" w:after="80"/>
+      </w:pPr>
+      <w:r>
+        <w:rPr>
+          <w:b/>
+          <w:sz w:val="24"/>
+          <w:szCs w:val="24"/>
+          <w:color w:val="1B779E"/>
+        </w:rPr>
+        <w:t xml:space="preserve">NOW INVESTIGATE</w:t>
+      </w:r>
+    </w:p>
+    <w:p>
+      <w:pPr>
+        <w:spacing w:before="100" w:after="45"/>
+      </w:pPr>
+      <w:r>
+        <w:rPr>
+          <w:b/>
+          <w:sz w:val="21"/>
+          <w:szCs w:val="21"/>
+          <w:color w:val="123758"/>
+        </w:rPr>
+        <w:t xml:space="preserve">1. Something SEG Systems creates, builds, provides or helps solve:</w:t>
+      </w:r>
+    </w:p>
+    <w:p>
+      <w:pPr>
+        <w:spacing w:before="0" w:after="20"/>
+      </w:pPr>
+      <w:r>
+        <w:rPr>
+          <w:sz w:val="18"/>
+          <w:szCs w:val="18"/>
+          <w:color w:val="9AA3AA"/>
+        </w:rPr>
+        <w:t xml:space="preserve">____________________________________________________________________________________________</w:t>
+      </w:r>
+    </w:p>
+    <w:p>
+      <w:pPr>
+        <w:spacing w:before="0" w:after="20"/>
+      </w:pPr>
+      <w:r>
+        <w:rPr>
+          <w:sz w:val="18"/>
+          <w:szCs w:val="18"/>
+          <w:color w:val="9AA3AA"/>
+        </w:rPr>
+        <w:t xml:space="preserve">____________________________________________________________________________________________</w:t>
+      </w:r>
+    </w:p>
+    <w:p>
+      <w:pPr>
+        <w:spacing w:before="0" w:after="20"/>
+      </w:pPr>
+      <w:r>
+        <w:rPr>
+          <w:sz w:val="18"/>
+          <w:szCs w:val="18"/>
+          <w:color w:val="9AA3AA"/>
+        </w:rPr>
+        <w:t xml:space="preserve">____________________________________________________________________________________________</w:t>
+      </w:r>
+    </w:p>
+    <w:p>
+      <w:pPr>
+        <w:spacing w:before="100" w:after="45"/>
+      </w:pPr>
+      <w:r>
+        <w:rPr>
+          <w:b/>
+          <w:sz w:val="21"/>
+          <w:szCs w:val="21"/>
+          <w:color w:val="123758"/>
+        </w:rPr>
+        <w:t xml:space="preserve">2. A customer, industry or type of project SEG Systems works with:</w:t>
+      </w:r>
+    </w:p>
+    <w:p>
+      <w:pPr>
+        <w:spacing w:before="0" w:after="20"/>
+      </w:pPr>
+      <w:r>
+        <w:rPr>
+          <w:sz w:val="18"/>
+          <w:szCs w:val="18"/>
+          <w:color w:val="9AA3AA"/>
+        </w:rPr>
+        <w:t xml:space="preserve">____________________________________________________________________________________________</w:t>
+      </w:r>
+    </w:p>
+    <w:p>
+      <w:pPr>
+        <w:spacing w:before="0" w:after="20"/>
+      </w:pPr>
+      <w:r>
+        <w:rPr>
+          <w:sz w:val="18"/>
+          <w:szCs w:val="18"/>
+          <w:color w:val="9AA3AA"/>
+        </w:rPr>
+        <w:t xml:space="preserve">____________________________________________________________________________________________</w:t>
+      </w:r>
+    </w:p>
+    <w:p>
+      <w:pPr>
+        <w:spacing w:before="0" w:after="20"/>
+      </w:pPr>
+      <w:r>
+        <w:rPr>
+          <w:sz w:val="18"/>
+          <w:szCs w:val="18"/>
+          <w:color w:val="9AA3AA"/>
+        </w:rPr>
+        <w:t xml:space="preserve">____________________________________________________________________________________________</w:t>
+      </w:r>
+    </w:p>
+    <w:p>
+      <w:pPr>
+        <w:spacing w:before="100" w:after="45"/>
+      </w:pPr>
+      <w:r>
+        <w:rPr>
+          <w:b/>
+          <w:sz w:val="21"/>
+          <w:szCs w:val="21"/>
+          <w:color w:val="123758"/>
+        </w:rPr>
+        <w:t xml:space="preserve">3. Something about the company that surprised me:</w:t>
+      </w:r>
+    </w:p>
+    <w:p>
+      <w:pPr>
+        <w:spacing w:before="0" w:after="20"/>
+      </w:pPr>
+      <w:r>
+        <w:rPr>
+          <w:sz w:val="18"/>
+          <w:szCs w:val="18"/>
+          <w:color w:val="9AA3AA"/>
+        </w:rPr>
+        <w:t xml:space="preserve">____________________________________________________________________________________________</w:t>
+      </w:r>
+    </w:p>
+    <w:p>
+      <w:pPr>
+        <w:spacing w:before="0" w:after="20"/>
+      </w:pPr>
+      <w:r>
+        <w:rPr>
+          <w:sz w:val="18"/>
+          <w:szCs w:val="18"/>
+          <w:color w:val="9AA3AA"/>
+        </w:rPr>
+        <w:t xml:space="preserve">____________________________________________________________________________________________</w:t>
+      </w:r>
+    </w:p>
+    <w:p>
+      <w:pPr>
+        <w:spacing w:before="0" w:after="20"/>
+      </w:pPr>
+      <w:r>
+        <w:rPr>
+          <w:sz w:val="18"/>
+          <w:szCs w:val="18"/>
+          <w:color w:val="9AA3AA"/>
+        </w:rPr>
+        <w:t xml:space="preserve">____________________________________________________________________________________________</w:t>
+      </w:r>
+    </w:p>
+    <w:p>
+      <w:pPr>
+        <w:spacing w:before="180" w:after="80"/>
+      </w:pPr>
+      <w:r>
+        <w:rPr>
+          <w:b/>
+          <w:sz w:val="24"/>
+          <w:szCs w:val="24"/>
+          <w:color w:val="1B779E"/>
+        </w:rPr>
+        <w:t xml:space="preserve">HOW WORK MOVES</w:t>
+      </w:r>
+    </w:p>
+    <w:p>
+      <w:pPr>
+        <w:spacing w:before="0" w:after="80"/>
+      </w:pPr>
+      <w:r>
+        <w:rPr>
+          <w:sz w:val="21"/>
+          <w:szCs w:val="21"/>
+        </w:rPr>
+        <w:t xml:space="preserve">A company is not one job. Think about the different people and systems that have to work together for a project to move from idea to completion.</w:t>
+      </w:r>
+    </w:p>
+    <w:p>
+      <w:pPr>
+        <w:spacing w:before="0" w:after="30"/>
+      </w:pPr>
+      <w:r>
+        <w:rPr>
+          <w:sz w:val="20"/>
+          <w:szCs w:val="20"/>
+        </w:rPr>
+        <w:t xml:space="preserve">☐  Design</w:t>
+      </w:r>
+    </w:p>
+    <w:p>
+      <w:pPr>
+        <w:spacing w:before="0" w:after="30"/>
+      </w:pPr>
+      <w:r>
+        <w:rPr>
+          <w:sz w:val="20"/>
+          <w:szCs w:val="20"/>
+        </w:rPr>
+        <w:t xml:space="preserve">☐  Engineering</w:t>
+      </w:r>
+    </w:p>
+    <w:p>
+      <w:pPr>
+        <w:spacing w:before="0" w:after="30"/>
+      </w:pPr>
+      <w:r>
+        <w:rPr>
+          <w:sz w:val="20"/>
+          <w:szCs w:val="20"/>
+        </w:rPr>
+        <w:t xml:space="preserve">☐  Manufacturing / Production</w:t>
+      </w:r>
+    </w:p>
+    <w:p>
+      <w:pPr>
+        <w:spacing w:before="0" w:after="30"/>
+      </w:pPr>
+      <w:r>
+        <w:rPr>
+          <w:sz w:val="20"/>
+          <w:szCs w:val="20"/>
+        </w:rPr>
+        <w:t xml:space="preserve">☐  Technology</w:t>
+      </w:r>
+    </w:p>
+    <w:p>
+      <w:pPr>
+        <w:spacing w:before="0" w:after="30"/>
+      </w:pPr>
+      <w:r>
+        <w:rPr>
+          <w:sz w:val="20"/>
+          <w:szCs w:val="20"/>
+        </w:rPr>
+        <w:t xml:space="preserve">☐  Sales</w:t>
+      </w:r>
+    </w:p>
+    <w:p>
+      <w:pPr>
+        <w:spacing w:before="0" w:after="30"/>
+      </w:pPr>
+      <w:r>
+        <w:rPr>
+          <w:sz w:val="20"/>
+          <w:szCs w:val="20"/>
+        </w:rPr>
+        <w:t xml:space="preserve">☐  Marketing</w:t>
+      </w:r>
+    </w:p>
+    <w:p>
+      <w:pPr>
+        <w:spacing w:before="0" w:after="30"/>
+      </w:pPr>
+      <w:r>
+        <w:rPr>
+          <w:sz w:val="20"/>
+          <w:szCs w:val="20"/>
+        </w:rPr>
+        <w:t xml:space="preserve">☐  Finance</w:t>
+      </w:r>
+    </w:p>
+    <w:p>
+      <w:pPr>
+        <w:spacing w:before="0" w:after="30"/>
+      </w:pPr>
+      <w:r>
+        <w:rPr>
+          <w:sz w:val="20"/>
+          <w:szCs w:val="20"/>
+        </w:rPr>
+        <w:t xml:space="preserve">☐  Operations</w:t>
+      </w:r>
+    </w:p>
+    <w:p>
+      <w:pPr>
+        <w:spacing w:before="0" w:after="30"/>
+      </w:pPr>
+      <w:r>
+        <w:rPr>
+          <w:sz w:val="20"/>
+          <w:szCs w:val="20"/>
+        </w:rPr>
+        <w:t xml:space="preserve">☐  Project Management</w:t>
+      </w:r>
+    </w:p>
+    <w:p>
+      <w:pPr>
+        <w:spacing w:before="0" w:after="30"/>
+      </w:pPr>
+      <w:r>
+        <w:rPr>
+          <w:sz w:val="20"/>
+          <w:szCs w:val="20"/>
+        </w:rPr>
+        <w:t xml:space="preserve">☐  Human Resources</w:t>
+      </w:r>
+    </w:p>
+    <w:p>
+      <w:pPr>
+        <w:spacing w:before="0" w:after="30"/>
+      </w:pPr>
+      <w:r>
+        <w:rPr>
+          <w:sz w:val="20"/>
+          <w:szCs w:val="20"/>
+        </w:rPr>
+        <w:t xml:space="preserve">☐  Skilled Trades</w:t>
+      </w:r>
+    </w:p>
+    <w:p>
+      <w:pPr>
+        <w:spacing w:before="0" w:after="30"/>
+      </w:pPr>
+      <w:r>
+        <w:rPr>
+          <w:sz w:val="20"/>
+          <w:szCs w:val="20"/>
+        </w:rPr>
+        <w:t xml:space="preserve">☐  Customer Relationships</w:t>
+      </w:r>
+    </w:p>
+    <w:p>
+      <w:pPr>
+        <w:spacing w:before="0" w:after="30"/>
+      </w:pPr>
+      <w:r>
+        <w:rPr>
+          <w:sz w:val="20"/>
+          <w:szCs w:val="20"/>
+        </w:rPr>
+        <w:t xml:space="preserve">☐  Leadership</w:t>
+      </w:r>
+    </w:p>
+    <w:p>
+      <w:pPr>
+        <w:spacing w:before="0" w:after="30"/>
+      </w:pPr>
+      <w:r>
+        <w:rPr>
+          <w:sz w:val="20"/>
+          <w:szCs w:val="20"/>
+        </w:rPr>
+        <w:t xml:space="preserve">☐  Other: ______________________________</w:t>
+      </w:r>
+    </w:p>
+    <w:p>
+      <w:pPr>
+        <w:spacing w:before="100" w:after="45"/>
+      </w:pPr>
+      <w:r>
+        <w:rPr>
+          <w:b/>
+          <w:sz w:val="21"/>
+          <w:szCs w:val="21"/>
+          <w:color w:val="123758"/>
+        </w:rPr>
+        <w:t xml:space="preserve">Which role, department or part of SEG Systems am I most curious about? Why?</w:t>
+      </w:r>
+    </w:p>
+    <w:p>
+      <w:pPr>
+        <w:spacing w:before="0" w:after="20"/>
+      </w:pPr>
+      <w:r>
+        <w:rPr>
+          <w:sz w:val="18"/>
+          <w:szCs w:val="18"/>
+          <w:color w:val="9AA3AA"/>
+        </w:rPr>
+        <w:t xml:space="preserve">____________________________________________________________________________________________</w:t>
+      </w:r>
+    </w:p>
+    <w:p>
+      <w:pPr>
+        <w:spacing w:before="0" w:after="20"/>
+      </w:pPr>
+      <w:r>
+        <w:rPr>
+          <w:sz w:val="18"/>
+          <w:szCs w:val="18"/>
+          <w:color w:val="9AA3AA"/>
+        </w:rPr>
+        <w:t xml:space="preserve">____________________________________________________________________________________________</w:t>
+      </w:r>
+    </w:p>
+    <w:p>
+      <w:pPr>
+        <w:spacing w:before="0" w:after="20"/>
+      </w:pPr>
+      <w:r>
+        <w:rPr>
+          <w:sz w:val="18"/>
+          <w:szCs w:val="18"/>
+          <w:color w:val="9AA3AA"/>
+        </w:rPr>
+        <w:t xml:space="preserve">____________________________________________________________________________________________</w:t>
+      </w:r>
+    </w:p>
+    <w:p>
+      <w:pPr>
+        <w:spacing w:before="100" w:after="45"/>
+      </w:pPr>
+      <w:r>
+        <w:rPr>
+          <w:b/>
+          <w:sz w:val="21"/>
+          <w:szCs w:val="21"/>
+          <w:color w:val="123758"/>
+        </w:rPr>
+        <w:t xml:space="preserve">Complete this sentence: When I walk into SEG Systems, I want to understand...</w:t>
+      </w:r>
+    </w:p>
+    <w:p>
+      <w:pPr>
+        <w:spacing w:before="0" w:after="20"/>
+      </w:pPr>
+      <w:r>
+        <w:rPr>
+          <w:sz w:val="18"/>
+          <w:szCs w:val="18"/>
+          <w:color w:val="9AA3AA"/>
+        </w:rPr>
+        <w:t xml:space="preserve">____________________________________________________________________________________________</w:t>
+      </w:r>
+    </w:p>
+    <w:p>
+      <w:pPr>
+        <w:spacing w:before="0" w:after="20"/>
+      </w:pPr>
+      <w:r>
+        <w:rPr>
+          <w:sz w:val="18"/>
+          <w:szCs w:val="18"/>
+          <w:color w:val="9AA3AA"/>
+        </w:rPr>
+        <w:t xml:space="preserve">____________________________________________________________________________________________</w:t>
+      </w:r>
+    </w:p>
+    <w:p>
+      <w:pPr>
+        <w:spacing w:before="0" w:after="20"/>
+      </w:pPr>
+      <w:r>
+        <w:rPr>
+          <w:sz w:val="18"/>
+          <w:szCs w:val="18"/>
+          <w:color w:val="9AA3AA"/>
+        </w:rPr>
+        <w:t xml:space="preserve">____________________________________________________________________________________________</w:t>
+      </w:r>
+    </w:p>
+    <w:p>
+      <w:r>
+        <w:br w:type="page"/>
+      </w:r>
+    </w:p>
+    <w:p>
+      <w:pPr>
+        <w:spacing w:before="220" w:after="100"/>
+      </w:pPr>
+      <w:r>
+        <w:rPr>
+          <w:b/>
+          <w:sz w:val="30"/>
+          <w:szCs w:val="30"/>
+          <w:color w:val="123758"/>
+        </w:rPr>
+        <w:t xml:space="preserve">WEDNESDAY — SHOW UP READY</w:t>
+      </w:r>
+    </w:p>
+    <w:p>
+      <w:pPr>
+        <w:spacing w:before="0" w:after="120"/>
+      </w:pPr>
+      <w:r>
+        <w:rPr>
+          <w:sz w:val="21"/>
+          <w:szCs w:val="21"/>
+        </w:rPr>
+        <w:t xml:space="preserve">Professionalism is a pattern. People form impressions from how you enter a space, listen, communicate, respond, follow through and handle uncertainty.</w:t>
+      </w:r>
+    </w:p>
+    <w:p>
+      <w:pPr>
+        <w:spacing w:before="180" w:after="80"/>
+      </w:pPr>
+      <w:r>
+        <w:rPr>
+          <w:b/>
+          <w:sz w:val="24"/>
+          <w:szCs w:val="24"/>
+          <w:color w:val="1B779E"/>
+        </w:rPr>
+        <w:t xml:space="preserve">WHAT WILL PEOPLE NOTICE ABOUT YOU?</w:t>
+      </w:r>
+    </w:p>
+    <w:p>
+      <w:pPr>
+        <w:spacing w:before="0" w:after="70"/>
+      </w:pPr>
+      <w:r>
+        <w:rPr>
+          <w:sz w:val="21"/>
+          <w:szCs w:val="21"/>
+        </w:rPr>
+        <w:t xml:space="preserve">Choose three behaviors you will intentionally demonstrate Thursday.</w:t>
+      </w:r>
+    </w:p>
+    <w:p>
+      <w:pPr>
+        <w:spacing w:before="0" w:after="30"/>
+      </w:pPr>
+      <w:r>
+        <w:rPr>
+          <w:sz w:val="20"/>
+          <w:szCs w:val="20"/>
+        </w:rPr>
+        <w:t xml:space="preserve">☐  Eye contact</w:t>
+      </w:r>
+    </w:p>
+    <w:p>
+      <w:pPr>
+        <w:spacing w:before="0" w:after="30"/>
+      </w:pPr>
+      <w:r>
+        <w:rPr>
+          <w:sz w:val="20"/>
+          <w:szCs w:val="20"/>
+        </w:rPr>
+        <w:t xml:space="preserve">☐  Listening</w:t>
+      </w:r>
+    </w:p>
+    <w:p>
+      <w:pPr>
+        <w:spacing w:before="0" w:after="30"/>
+      </w:pPr>
+      <w:r>
+        <w:rPr>
+          <w:sz w:val="20"/>
+          <w:szCs w:val="20"/>
+        </w:rPr>
+        <w:t xml:space="preserve">☐  Curiosity</w:t>
+      </w:r>
+    </w:p>
+    <w:p>
+      <w:pPr>
+        <w:spacing w:before="0" w:after="30"/>
+      </w:pPr>
+      <w:r>
+        <w:rPr>
+          <w:sz w:val="20"/>
+          <w:szCs w:val="20"/>
+        </w:rPr>
+        <w:t xml:space="preserve">☐  Confidence</w:t>
+      </w:r>
+    </w:p>
+    <w:p>
+      <w:pPr>
+        <w:spacing w:before="0" w:after="30"/>
+      </w:pPr>
+      <w:r>
+        <w:rPr>
+          <w:sz w:val="20"/>
+          <w:szCs w:val="20"/>
+        </w:rPr>
+        <w:t xml:space="preserve">☐  Respect</w:t>
+      </w:r>
+    </w:p>
+    <w:p>
+      <w:pPr>
+        <w:spacing w:before="0" w:after="30"/>
+      </w:pPr>
+      <w:r>
+        <w:rPr>
+          <w:sz w:val="20"/>
+          <w:szCs w:val="20"/>
+        </w:rPr>
+        <w:t xml:space="preserve">☐  Initiative</w:t>
+      </w:r>
+    </w:p>
+    <w:p>
+      <w:pPr>
+        <w:spacing w:before="0" w:after="30"/>
+      </w:pPr>
+      <w:r>
+        <w:rPr>
+          <w:sz w:val="20"/>
+          <w:szCs w:val="20"/>
+        </w:rPr>
+        <w:t xml:space="preserve">☐  Clear communication</w:t>
+      </w:r>
+    </w:p>
+    <w:p>
+      <w:pPr>
+        <w:spacing w:before="0" w:after="30"/>
+      </w:pPr>
+      <w:r>
+        <w:rPr>
+          <w:sz w:val="20"/>
+          <w:szCs w:val="20"/>
+        </w:rPr>
+        <w:t xml:space="preserve">☐  Professional body language</w:t>
+      </w:r>
+    </w:p>
+    <w:p>
+      <w:pPr>
+        <w:spacing w:before="0" w:after="30"/>
+      </w:pPr>
+      <w:r>
+        <w:rPr>
+          <w:sz w:val="20"/>
+          <w:szCs w:val="20"/>
+        </w:rPr>
+        <w:t xml:space="preserve">☐  Staying engaged</w:t>
+      </w:r>
+    </w:p>
+    <w:p>
+      <w:pPr>
+        <w:spacing w:before="0" w:after="30"/>
+      </w:pPr>
+      <w:r>
+        <w:rPr>
+          <w:sz w:val="20"/>
+          <w:szCs w:val="20"/>
+        </w:rPr>
+        <w:t xml:space="preserve">☐  Asking thoughtful questions</w:t>
+      </w:r>
+    </w:p>
+    <w:p>
+      <w:pPr>
+        <w:spacing w:before="100" w:after="45"/>
+      </w:pPr>
+      <w:r>
+        <w:rPr>
+          <w:b/>
+          <w:sz w:val="21"/>
+          <w:szCs w:val="21"/>
+          <w:color w:val="123758"/>
+        </w:rPr>
+        <w:t xml:space="preserve">My three professional behaviors:</w:t>
+      </w:r>
+    </w:p>
+    <w:p>
+      <w:pPr>
+        <w:spacing w:before="0" w:after="20"/>
+      </w:pPr>
+      <w:r>
+        <w:rPr>
+          <w:sz w:val="18"/>
+          <w:szCs w:val="18"/>
+          <w:color w:val="9AA3AA"/>
+        </w:rPr>
+        <w:t xml:space="preserve">____________________________________________________________________________________________</w:t>
+      </w:r>
+    </w:p>
+    <w:p>
+      <w:pPr>
+        <w:spacing w:before="0" w:after="20"/>
+      </w:pPr>
+      <w:r>
+        <w:rPr>
+          <w:sz w:val="18"/>
+          <w:szCs w:val="18"/>
+          <w:color w:val="9AA3AA"/>
+        </w:rPr>
+        <w:t xml:space="preserve">____________________________________________________________________________________________</w:t>
+      </w:r>
+    </w:p>
+    <w:p>
+      <w:pPr>
+        <w:spacing w:before="0" w:after="20"/>
+      </w:pPr>
+      <w:r>
+        <w:rPr>
+          <w:sz w:val="18"/>
+          <w:szCs w:val="18"/>
+          <w:color w:val="9AA3AA"/>
+        </w:rPr>
+        <w:t xml:space="preserve">____________________________________________________________________________________________</w:t>
+      </w:r>
+    </w:p>
+    <w:p>
+      <w:pPr>
+        <w:spacing w:before="180" w:after="80"/>
+      </w:pPr>
+      <w:r>
+        <w:rPr>
+          <w:b/>
+          <w:sz w:val="24"/>
+          <w:szCs w:val="24"/>
+          <w:color w:val="1B779E"/>
+        </w:rPr>
+        <w:t xml:space="preserve">BUILD BETTER QUESTIONS</w:t>
+      </w:r>
+    </w:p>
+    <w:p>
+      <w:pPr>
+        <w:spacing w:before="0" w:after="40"/>
+      </w:pPr>
+      <w:r>
+        <w:rPr>
+          <w:b/>
+          <w:sz w:val="21"/>
+          <w:szCs w:val="21"/>
+          <w:color w:val="666666"/>
+        </w:rPr>
+        <w:t xml:space="preserve">Basic question: What do you do here?</w:t>
+      </w:r>
+    </w:p>
+    <w:p>
+      <w:pPr>
+        <w:spacing w:before="0" w:after="40"/>
+      </w:pPr>
+      <w:r>
+        <w:rPr>
+          <w:b/>
+          <w:sz w:val="21"/>
+          <w:szCs w:val="21"/>
+          <w:color w:val="1B779E"/>
+        </w:rPr>
+        <w:t xml:space="preserve">Better question: What does a normal day in your role actually look like?</w:t>
+      </w:r>
+    </w:p>
+    <w:p>
+      <w:pPr>
+        <w:spacing w:before="0" w:after="120"/>
+      </w:pPr>
+      <w:r>
+        <w:rPr>
+          <w:b/>
+          <w:sz w:val="21"/>
+          <w:szCs w:val="21"/>
+          <w:color w:val="123758"/>
+        </w:rPr>
+        <w:t xml:space="preserve">Stronger question: What skill do you use in your job that you did not realize would be important when you were in high school?</w:t>
+      </w:r>
+    </w:p>
+    <w:p>
+      <w:pPr>
+        <w:spacing w:before="100" w:after="45"/>
+      </w:pPr>
+      <w:r>
+        <w:rPr>
+          <w:b/>
+          <w:sz w:val="21"/>
+          <w:szCs w:val="21"/>
+          <w:color w:val="123758"/>
+        </w:rPr>
+        <w:t xml:space="preserve">A question about the PERSON:</w:t>
+      </w:r>
+    </w:p>
+    <w:p>
+      <w:pPr>
+        <w:spacing w:before="0" w:after="20"/>
+      </w:pPr>
+      <w:r>
+        <w:rPr>
+          <w:sz w:val="18"/>
+          <w:szCs w:val="18"/>
+          <w:color w:val="9AA3AA"/>
+        </w:rPr>
+        <w:t xml:space="preserve">____________________________________________________________________________________________</w:t>
+      </w:r>
+    </w:p>
+    <w:p>
+      <w:pPr>
+        <w:spacing w:before="0" w:after="20"/>
+      </w:pPr>
+      <w:r>
+        <w:rPr>
+          <w:sz w:val="18"/>
+          <w:szCs w:val="18"/>
+          <w:color w:val="9AA3AA"/>
+        </w:rPr>
+        <w:t xml:space="preserve">____________________________________________________________________________________________</w:t>
+      </w:r>
+    </w:p>
+    <w:p>
+      <w:pPr>
+        <w:spacing w:before="100" w:after="45"/>
+      </w:pPr>
+      <w:r>
+        <w:rPr>
+          <w:b/>
+          <w:sz w:val="21"/>
+          <w:szCs w:val="21"/>
+          <w:color w:val="123758"/>
+        </w:rPr>
+        <w:t xml:space="preserve">A question about the WORK:</w:t>
+      </w:r>
+    </w:p>
+    <w:p>
+      <w:pPr>
+        <w:spacing w:before="0" w:after="20"/>
+      </w:pPr>
+      <w:r>
+        <w:rPr>
+          <w:sz w:val="18"/>
+          <w:szCs w:val="18"/>
+          <w:color w:val="9AA3AA"/>
+        </w:rPr>
+        <w:t xml:space="preserve">____________________________________________________________________________________________</w:t>
+      </w:r>
+    </w:p>
+    <w:p>
+      <w:pPr>
+        <w:spacing w:before="0" w:after="20"/>
+      </w:pPr>
+      <w:r>
+        <w:rPr>
+          <w:sz w:val="18"/>
+          <w:szCs w:val="18"/>
+          <w:color w:val="9AA3AA"/>
+        </w:rPr>
+        <w:t xml:space="preserve">____________________________________________________________________________________________</w:t>
+      </w:r>
+    </w:p>
+    <w:p>
+      <w:pPr>
+        <w:spacing w:before="100" w:after="45"/>
+      </w:pPr>
+      <w:r>
+        <w:rPr>
+          <w:b/>
+          <w:sz w:val="21"/>
+          <w:szCs w:val="21"/>
+          <w:color w:val="123758"/>
+        </w:rPr>
+        <w:t xml:space="preserve">A question about THEIR PATH:</w:t>
+      </w:r>
+    </w:p>
+    <w:p>
+      <w:pPr>
+        <w:spacing w:before="0" w:after="20"/>
+      </w:pPr>
+      <w:r>
+        <w:rPr>
+          <w:sz w:val="18"/>
+          <w:szCs w:val="18"/>
+          <w:color w:val="9AA3AA"/>
+        </w:rPr>
+        <w:t xml:space="preserve">____________________________________________________________________________________________</w:t>
+      </w:r>
+    </w:p>
+    <w:p>
+      <w:pPr>
+        <w:spacing w:before="0" w:after="20"/>
+      </w:pPr>
+      <w:r>
+        <w:rPr>
+          <w:sz w:val="18"/>
+          <w:szCs w:val="18"/>
+          <w:color w:val="9AA3AA"/>
+        </w:rPr>
+        <w:t xml:space="preserve">____________________________________________________________________________________________</w:t>
+      </w:r>
+    </w:p>
+    <w:p>
+      <w:pPr>
+        <w:spacing w:before="100" w:after="45"/>
+      </w:pPr>
+      <w:r>
+        <w:rPr>
+          <w:b/>
+          <w:sz w:val="21"/>
+          <w:szCs w:val="21"/>
+          <w:color w:val="123758"/>
+        </w:rPr>
+        <w:t xml:space="preserve">The question I definitely want answered:</w:t>
+      </w:r>
+    </w:p>
+    <w:p>
+      <w:pPr>
+        <w:spacing w:before="0" w:after="20"/>
+      </w:pPr>
+      <w:r>
+        <w:rPr>
+          <w:sz w:val="18"/>
+          <w:szCs w:val="18"/>
+          <w:color w:val="9AA3AA"/>
+        </w:rPr>
+        <w:t xml:space="preserve">____________________________________________________________________________________________</w:t>
+      </w:r>
+    </w:p>
+    <w:p>
+      <w:pPr>
+        <w:spacing w:before="0" w:after="20"/>
+      </w:pPr>
+      <w:r>
+        <w:rPr>
+          <w:sz w:val="18"/>
+          <w:szCs w:val="18"/>
+          <w:color w:val="9AA3AA"/>
+        </w:rPr>
+        <w:t xml:space="preserve">____________________________________________________________________________________________</w:t>
+      </w:r>
+    </w:p>
+    <w:p>
+      <w:pPr>
+        <w:spacing w:before="0" w:after="20"/>
+      </w:pPr>
+      <w:r>
+        <w:rPr>
+          <w:sz w:val="18"/>
+          <w:szCs w:val="18"/>
+          <w:color w:val="9AA3AA"/>
+        </w:rPr>
+        <w:t xml:space="preserve">____________________________________________________________________________________________</w:t>
+      </w:r>
+    </w:p>
+    <w:p>
+      <w:pPr>
+        <w:spacing w:before="180" w:after="80"/>
+      </w:pPr>
+      <w:r>
+        <w:rPr>
+          <w:b/>
+          <w:sz w:val="24"/>
+          <w:szCs w:val="24"/>
+          <w:color w:val="1B779E"/>
+        </w:rPr>
+        <w:t xml:space="preserve">RELIABILITY CHECK</w:t>
+      </w:r>
+    </w:p>
+    <w:p>
+      <w:pPr>
+        <w:spacing w:before="100" w:after="45"/>
+      </w:pPr>
+      <w:r>
+        <w:rPr>
+          <w:b/>
+          <w:sz w:val="21"/>
+          <w:szCs w:val="21"/>
+          <w:color w:val="123758"/>
+        </w:rPr>
+        <w:t xml:space="preserve">What do I need to do before Thursday so I arrive prepared, on time and ready?</w:t>
+      </w:r>
+    </w:p>
+    <w:p>
+      <w:pPr>
+        <w:spacing w:before="0" w:after="20"/>
+      </w:pPr>
+      <w:r>
+        <w:rPr>
+          <w:sz w:val="18"/>
+          <w:szCs w:val="18"/>
+          <w:color w:val="9AA3AA"/>
+        </w:rPr>
+        <w:t xml:space="preserve">____________________________________________________________________________________________</w:t>
+      </w:r>
+    </w:p>
+    <w:p>
+      <w:pPr>
+        <w:spacing w:before="0" w:after="20"/>
+      </w:pPr>
+      <w:r>
+        <w:rPr>
+          <w:sz w:val="18"/>
+          <w:szCs w:val="18"/>
+          <w:color w:val="9AA3AA"/>
+        </w:rPr>
+        <w:t xml:space="preserve">____________________________________________________________________________________________</w:t>
+      </w:r>
+    </w:p>
+    <w:p>
+      <w:pPr>
+        <w:spacing w:before="0" w:after="20"/>
+      </w:pPr>
+      <w:r>
+        <w:rPr>
+          <w:sz w:val="18"/>
+          <w:szCs w:val="18"/>
+          <w:color w:val="9AA3AA"/>
+        </w:rPr>
+        <w:t xml:space="preserve">____________________________________________________________________________________________</w:t>
+      </w:r>
+    </w:p>
+    <w:p>
+      <w:r>
+        <w:br w:type="page"/>
+      </w:r>
+    </w:p>
+    <w:p>
+      <w:pPr>
+        <w:spacing w:before="220" w:after="100"/>
+      </w:pPr>
+      <w:r>
+        <w:rPr>
+          <w:b/>
+          <w:sz w:val="30"/>
+          <w:szCs w:val="30"/>
+          <w:color w:val="123758"/>
+        </w:rPr>
+        <w:t xml:space="preserve">THURSDAY — SEG SYSTEMS EXPERIENCE</w:t>
+      </w:r>
+    </w:p>
+    <w:p>
+      <w:pPr>
+        <w:spacing w:before="0" w:after="60"/>
+      </w:pPr>
+      <w:r>
+        <w:rPr>
+          <w:b/>
+          <w:sz w:val="23"/>
+          <w:szCs w:val="23"/>
+          <w:color w:val="E9812A"/>
+        </w:rPr>
+        <w:t xml:space="preserve">Do not spend the visit staring at this workbook.</w:t>
+      </w:r>
+    </w:p>
+    <w:p>
+      <w:pPr>
+        <w:spacing w:before="0" w:after="130"/>
+      </w:pPr>
+      <w:r>
+        <w:rPr>
+          <w:sz w:val="21"/>
+          <w:szCs w:val="21"/>
+        </w:rPr>
+        <w:t xml:space="preserve">Look around. Listen. Ask questions. Watch how people interact. Notice how work moves, how people solve problems and where systems or technology help keep things organized.</w:t>
+      </w:r>
+    </w:p>
+    <w:p>
+      <w:pPr>
+        <w:spacing w:before="180" w:after="80"/>
+      </w:pPr>
+      <w:r>
+        <w:rPr>
+          <w:b/>
+          <w:sz w:val="24"/>
+          <w:szCs w:val="24"/>
+          <w:color w:val="1B779E"/>
+        </w:rPr>
+        <w:t xml:space="preserve">NOTICE WHAT YOU DON'T SEE IN A CLASSROOM</w:t>
+      </w:r>
+    </w:p>
+    <w:p>
+      <w:pPr>
+        <w:spacing w:before="100" w:after="45"/>
+      </w:pPr>
+      <w:r>
+        <w:rPr>
+          <w:b/>
+          <w:sz w:val="21"/>
+          <w:szCs w:val="21"/>
+          <w:color w:val="123758"/>
+        </w:rPr>
+        <w:t xml:space="preserve">PEOPLE — One role or job I noticed:</w:t>
+      </w:r>
+    </w:p>
+    <w:p>
+      <w:pPr>
+        <w:spacing w:before="0" w:after="20"/>
+      </w:pPr>
+      <w:r>
+        <w:rPr>
+          <w:sz w:val="18"/>
+          <w:szCs w:val="18"/>
+          <w:color w:val="9AA3AA"/>
+        </w:rPr>
+        <w:t xml:space="preserve">____________________________________________________________________________________________</w:t>
+      </w:r>
+    </w:p>
+    <w:p>
+      <w:pPr>
+        <w:spacing w:before="0" w:after="20"/>
+      </w:pPr>
+      <w:r>
+        <w:rPr>
+          <w:sz w:val="18"/>
+          <w:szCs w:val="18"/>
+          <w:color w:val="9AA3AA"/>
+        </w:rPr>
+        <w:t xml:space="preserve">____________________________________________________________________________________________</w:t>
+      </w:r>
+    </w:p>
+    <w:p>
+      <w:pPr>
+        <w:spacing w:before="100" w:after="45"/>
+      </w:pPr>
+      <w:r>
+        <w:rPr>
+          <w:b/>
+          <w:sz w:val="21"/>
+          <w:szCs w:val="21"/>
+          <w:color w:val="123758"/>
+        </w:rPr>
+        <w:t xml:space="preserve">SKILLS — One human skill I saw being used:</w:t>
+      </w:r>
+    </w:p>
+    <w:p>
+      <w:pPr>
+        <w:spacing w:before="0" w:after="20"/>
+      </w:pPr>
+      <w:r>
+        <w:rPr>
+          <w:sz w:val="18"/>
+          <w:szCs w:val="18"/>
+          <w:color w:val="9AA3AA"/>
+        </w:rPr>
+        <w:t xml:space="preserve">____________________________________________________________________________________________</w:t>
+      </w:r>
+    </w:p>
+    <w:p>
+      <w:pPr>
+        <w:spacing w:before="0" w:after="20"/>
+      </w:pPr>
+      <w:r>
+        <w:rPr>
+          <w:sz w:val="18"/>
+          <w:szCs w:val="18"/>
+          <w:color w:val="9AA3AA"/>
+        </w:rPr>
+        <w:t xml:space="preserve">____________________________________________________________________________________________</w:t>
+      </w:r>
+    </w:p>
+    <w:p>
+      <w:pPr>
+        <w:spacing w:before="100" w:after="45"/>
+      </w:pPr>
+      <w:r>
+        <w:rPr>
+          <w:b/>
+          <w:sz w:val="21"/>
+          <w:szCs w:val="21"/>
+          <w:color w:val="123758"/>
+        </w:rPr>
+        <w:t xml:space="preserve">WORKFLOW — Something I saw being designed, built, managed, solved or delivered:</w:t>
+      </w:r>
+    </w:p>
+    <w:p>
+      <w:pPr>
+        <w:spacing w:before="0" w:after="20"/>
+      </w:pPr>
+      <w:r>
+        <w:rPr>
+          <w:sz w:val="18"/>
+          <w:szCs w:val="18"/>
+          <w:color w:val="9AA3AA"/>
+        </w:rPr>
+        <w:t xml:space="preserve">____________________________________________________________________________________________</w:t>
+      </w:r>
+    </w:p>
+    <w:p>
+      <w:pPr>
+        <w:spacing w:before="0" w:after="20"/>
+      </w:pPr>
+      <w:r>
+        <w:rPr>
+          <w:sz w:val="18"/>
+          <w:szCs w:val="18"/>
+          <w:color w:val="9AA3AA"/>
+        </w:rPr>
+        <w:t xml:space="preserve">____________________________________________________________________________________________</w:t>
+      </w:r>
+    </w:p>
+    <w:p>
+      <w:pPr>
+        <w:spacing w:before="0" w:after="20"/>
+      </w:pPr>
+      <w:r>
+        <w:rPr>
+          <w:sz w:val="18"/>
+          <w:szCs w:val="18"/>
+          <w:color w:val="9AA3AA"/>
+        </w:rPr>
+        <w:t xml:space="preserve">____________________________________________________________________________________________</w:t>
+      </w:r>
+    </w:p>
+    <w:p>
+      <w:pPr>
+        <w:spacing w:before="100" w:after="45"/>
+      </w:pPr>
+      <w:r>
+        <w:rPr>
+          <w:b/>
+          <w:sz w:val="21"/>
+          <w:szCs w:val="21"/>
+          <w:color w:val="123758"/>
+        </w:rPr>
+        <w:t xml:space="preserve">SYSTEM — A process, checklist, technology or workflow that helped the work move:</w:t>
+      </w:r>
+    </w:p>
+    <w:p>
+      <w:pPr>
+        <w:spacing w:before="0" w:after="20"/>
+      </w:pPr>
+      <w:r>
+        <w:rPr>
+          <w:sz w:val="18"/>
+          <w:szCs w:val="18"/>
+          <w:color w:val="9AA3AA"/>
+        </w:rPr>
+        <w:t xml:space="preserve">____________________________________________________________________________________________</w:t>
+      </w:r>
+    </w:p>
+    <w:p>
+      <w:pPr>
+        <w:spacing w:before="0" w:after="20"/>
+      </w:pPr>
+      <w:r>
+        <w:rPr>
+          <w:sz w:val="18"/>
+          <w:szCs w:val="18"/>
+          <w:color w:val="9AA3AA"/>
+        </w:rPr>
+        <w:t xml:space="preserve">____________________________________________________________________________________________</w:t>
+      </w:r>
+    </w:p>
+    <w:p>
+      <w:pPr>
+        <w:spacing w:before="0" w:after="20"/>
+      </w:pPr>
+      <w:r>
+        <w:rPr>
+          <w:sz w:val="18"/>
+          <w:szCs w:val="18"/>
+          <w:color w:val="9AA3AA"/>
+        </w:rPr>
+        <w:t xml:space="preserve">____________________________________________________________________________________________</w:t>
+      </w:r>
+    </w:p>
+    <w:p>
+      <w:pPr>
+        <w:spacing w:before="100" w:after="45"/>
+      </w:pPr>
+      <w:r>
+        <w:rPr>
+          <w:b/>
+          <w:sz w:val="21"/>
+          <w:szCs w:val="21"/>
+          <w:color w:val="123758"/>
+        </w:rPr>
+        <w:t xml:space="preserve">RELIABILITY — Something people had to do correctly or consistently so others could do their jobs:</w:t>
+      </w:r>
+    </w:p>
+    <w:p>
+      <w:pPr>
+        <w:spacing w:before="0" w:after="20"/>
+      </w:pPr>
+      <w:r>
+        <w:rPr>
+          <w:sz w:val="18"/>
+          <w:szCs w:val="18"/>
+          <w:color w:val="9AA3AA"/>
+        </w:rPr>
+        <w:t xml:space="preserve">____________________________________________________________________________________________</w:t>
+      </w:r>
+    </w:p>
+    <w:p>
+      <w:pPr>
+        <w:spacing w:before="0" w:after="20"/>
+      </w:pPr>
+      <w:r>
+        <w:rPr>
+          <w:sz w:val="18"/>
+          <w:szCs w:val="18"/>
+          <w:color w:val="9AA3AA"/>
+        </w:rPr>
+        <w:t xml:space="preserve">____________________________________________________________________________________________</w:t>
+      </w:r>
+    </w:p>
+    <w:p>
+      <w:pPr>
+        <w:spacing w:before="0" w:after="20"/>
+      </w:pPr>
+      <w:r>
+        <w:rPr>
+          <w:sz w:val="18"/>
+          <w:szCs w:val="18"/>
+          <w:color w:val="9AA3AA"/>
+        </w:rPr>
+        <w:t xml:space="preserve">____________________________________________________________________________________________</w:t>
+      </w:r>
+    </w:p>
+    <w:p>
+      <w:pPr>
+        <w:spacing w:before="100" w:after="45"/>
+      </w:pPr>
+      <w:r>
+        <w:rPr>
+          <w:b/>
+          <w:sz w:val="21"/>
+          <w:szCs w:val="21"/>
+          <w:color w:val="123758"/>
+        </w:rPr>
+        <w:t xml:space="preserve">CONNECTION — Something I saw that connects to what we have discussed in Future Ready™:</w:t>
+      </w:r>
+    </w:p>
+    <w:p>
+      <w:pPr>
+        <w:spacing w:before="0" w:after="20"/>
+      </w:pPr>
+      <w:r>
+        <w:rPr>
+          <w:sz w:val="18"/>
+          <w:szCs w:val="18"/>
+          <w:color w:val="9AA3AA"/>
+        </w:rPr>
+        <w:t xml:space="preserve">____________________________________________________________________________________________</w:t>
+      </w:r>
+    </w:p>
+    <w:p>
+      <w:pPr>
+        <w:spacing w:before="0" w:after="20"/>
+      </w:pPr>
+      <w:r>
+        <w:rPr>
+          <w:sz w:val="18"/>
+          <w:szCs w:val="18"/>
+          <w:color w:val="9AA3AA"/>
+        </w:rPr>
+        <w:t xml:space="preserve">____________________________________________________________________________________________</w:t>
+      </w:r>
+    </w:p>
+    <w:p>
+      <w:pPr>
+        <w:spacing w:before="0" w:after="20"/>
+      </w:pPr>
+      <w:r>
+        <w:rPr>
+          <w:sz w:val="18"/>
+          <w:szCs w:val="18"/>
+          <w:color w:val="9AA3AA"/>
+        </w:rPr>
+        <w:t xml:space="preserve">____________________________________________________________________________________________</w:t>
+      </w:r>
+    </w:p>
+    <w:p>
+      <w:pPr>
+        <w:spacing w:before="100" w:after="45"/>
+      </w:pPr>
+      <w:r>
+        <w:rPr>
+          <w:b/>
+          <w:sz w:val="21"/>
+          <w:szCs w:val="21"/>
+          <w:color w:val="123758"/>
+        </w:rPr>
+        <w:t xml:space="preserve">SURPRISE — Something I did not expect:</w:t>
+      </w:r>
+    </w:p>
+    <w:p>
+      <w:pPr>
+        <w:spacing w:before="0" w:after="20"/>
+      </w:pPr>
+      <w:r>
+        <w:rPr>
+          <w:sz w:val="18"/>
+          <w:szCs w:val="18"/>
+          <w:color w:val="9AA3AA"/>
+        </w:rPr>
+        <w:t xml:space="preserve">____________________________________________________________________________________________</w:t>
+      </w:r>
+    </w:p>
+    <w:p>
+      <w:pPr>
+        <w:spacing w:before="0" w:after="20"/>
+      </w:pPr>
+      <w:r>
+        <w:rPr>
+          <w:sz w:val="18"/>
+          <w:szCs w:val="18"/>
+          <w:color w:val="9AA3AA"/>
+        </w:rPr>
+        <w:t xml:space="preserve">____________________________________________________________________________________________</w:t>
+      </w:r>
+    </w:p>
+    <w:p>
+      <w:pPr>
+        <w:spacing w:before="0" w:after="20"/>
+      </w:pPr>
+      <w:r>
+        <w:rPr>
+          <w:sz w:val="18"/>
+          <w:szCs w:val="18"/>
+          <w:color w:val="9AA3AA"/>
+        </w:rPr>
+        <w:t xml:space="preserve">____________________________________________________________________________________________</w:t>
+      </w:r>
+    </w:p>
+    <w:p>
+      <w:pPr>
+        <w:spacing w:before="100" w:after="45"/>
+      </w:pPr>
+      <w:r>
+        <w:rPr>
+          <w:b/>
+          <w:sz w:val="21"/>
+          <w:szCs w:val="21"/>
+          <w:color w:val="123758"/>
+        </w:rPr>
+        <w:t xml:space="preserve">QUESTION — Something I still want to know:</w:t>
+      </w:r>
+    </w:p>
+    <w:p>
+      <w:pPr>
+        <w:spacing w:before="0" w:after="20"/>
+      </w:pPr>
+      <w:r>
+        <w:rPr>
+          <w:sz w:val="18"/>
+          <w:szCs w:val="18"/>
+          <w:color w:val="9AA3AA"/>
+        </w:rPr>
+        <w:t xml:space="preserve">____________________________________________________________________________________________</w:t>
+      </w:r>
+    </w:p>
+    <w:p>
+      <w:pPr>
+        <w:spacing w:before="0" w:after="20"/>
+      </w:pPr>
+      <w:r>
+        <w:rPr>
+          <w:sz w:val="18"/>
+          <w:szCs w:val="18"/>
+          <w:color w:val="9AA3AA"/>
+        </w:rPr>
+        <w:t xml:space="preserve">____________________________________________________________________________________________</w:t>
+      </w:r>
+    </w:p>
+    <w:p>
+      <w:pPr>
+        <w:spacing w:before="0" w:after="20"/>
+      </w:pPr>
+      <w:r>
+        <w:rPr>
+          <w:sz w:val="18"/>
+          <w:szCs w:val="18"/>
+          <w:color w:val="9AA3AA"/>
+        </w:rPr>
+        <w:t xml:space="preserve">____________________________________________________________________________________________</w:t>
+      </w:r>
+    </w:p>
+    <w:p>
+      <w:r>
+        <w:br w:type="page"/>
+      </w:r>
+    </w:p>
+    <w:p>
+      <w:pPr>
+        <w:spacing w:before="220" w:after="100"/>
+      </w:pPr>
+      <w:r>
+        <w:rPr>
+          <w:b/>
+          <w:sz w:val="30"/>
+          <w:szCs w:val="30"/>
+          <w:color w:val="123758"/>
+        </w:rPr>
+        <w:t xml:space="preserve">FRIDAY — WHAT DID THE EXPERIENCE CHANGE?</w:t>
+      </w:r>
+    </w:p>
+    <w:p>
+      <w:pPr>
+        <w:spacing w:before="0" w:after="120"/>
+      </w:pPr>
+      <w:r>
+        <w:rPr>
+          <w:sz w:val="21"/>
+          <w:szCs w:val="21"/>
+        </w:rPr>
+        <w:t xml:space="preserve">The value of a workplace experience is not simply saying you went there. The value is in what you noticed, what you understand differently and what you can now connect to yourself.</w:t>
+      </w:r>
+    </w:p>
+    <w:p>
+      <w:pPr>
+        <w:spacing w:before="100" w:after="45"/>
+      </w:pPr>
+      <w:r>
+        <w:rPr>
+          <w:b/>
+          <w:sz w:val="21"/>
+          <w:szCs w:val="21"/>
+          <w:color w:val="123758"/>
+        </w:rPr>
+        <w:t xml:space="preserve">BEFORE SEG SYSTEMS, I THOUGHT...</w:t>
+      </w:r>
+    </w:p>
+    <w:p>
+      <w:pPr>
+        <w:spacing w:before="0" w:after="20"/>
+      </w:pPr>
+      <w:r>
+        <w:rPr>
+          <w:sz w:val="18"/>
+          <w:szCs w:val="18"/>
+          <w:color w:val="9AA3AA"/>
+        </w:rPr>
+        <w:t xml:space="preserve">____________________________________________________________________________________________</w:t>
+      </w:r>
+    </w:p>
+    <w:p>
+      <w:pPr>
+        <w:spacing w:before="0" w:after="20"/>
+      </w:pPr>
+      <w:r>
+        <w:rPr>
+          <w:sz w:val="18"/>
+          <w:szCs w:val="18"/>
+          <w:color w:val="9AA3AA"/>
+        </w:rPr>
+        <w:t xml:space="preserve">____________________________________________________________________________________________</w:t>
+      </w:r>
+    </w:p>
+    <w:p>
+      <w:pPr>
+        <w:spacing w:before="0" w:after="20"/>
+      </w:pPr>
+      <w:r>
+        <w:rPr>
+          <w:sz w:val="18"/>
+          <w:szCs w:val="18"/>
+          <w:color w:val="9AA3AA"/>
+        </w:rPr>
+        <w:t xml:space="preserve">____________________________________________________________________________________________</w:t>
+      </w:r>
+    </w:p>
+    <w:p>
+      <w:pPr>
+        <w:spacing w:before="0" w:after="20"/>
+      </w:pPr>
+      <w:r>
+        <w:rPr>
+          <w:sz w:val="18"/>
+          <w:szCs w:val="18"/>
+          <w:color w:val="9AA3AA"/>
+        </w:rPr>
+        <w:t xml:space="preserve">____________________________________________________________________________________________</w:t>
+      </w:r>
+    </w:p>
+    <w:p>
+      <w:pPr>
+        <w:spacing w:before="100" w:after="45"/>
+      </w:pPr>
+      <w:r>
+        <w:rPr>
+          <w:b/>
+          <w:sz w:val="21"/>
+          <w:szCs w:val="21"/>
+          <w:color w:val="123758"/>
+        </w:rPr>
+        <w:t xml:space="preserve">AFTER SEG SYSTEMS, I THINK...</w:t>
+      </w:r>
+    </w:p>
+    <w:p>
+      <w:pPr>
+        <w:spacing w:before="0" w:after="20"/>
+      </w:pPr>
+      <w:r>
+        <w:rPr>
+          <w:sz w:val="18"/>
+          <w:szCs w:val="18"/>
+          <w:color w:val="9AA3AA"/>
+        </w:rPr>
+        <w:t xml:space="preserve">____________________________________________________________________________________________</w:t>
+      </w:r>
+    </w:p>
+    <w:p>
+      <w:pPr>
+        <w:spacing w:before="0" w:after="20"/>
+      </w:pPr>
+      <w:r>
+        <w:rPr>
+          <w:sz w:val="18"/>
+          <w:szCs w:val="18"/>
+          <w:color w:val="9AA3AA"/>
+        </w:rPr>
+        <w:t xml:space="preserve">____________________________________________________________________________________________</w:t>
+      </w:r>
+    </w:p>
+    <w:p>
+      <w:pPr>
+        <w:spacing w:before="0" w:after="20"/>
+      </w:pPr>
+      <w:r>
+        <w:rPr>
+          <w:sz w:val="18"/>
+          <w:szCs w:val="18"/>
+          <w:color w:val="9AA3AA"/>
+        </w:rPr>
+        <w:t xml:space="preserve">____________________________________________________________________________________________</w:t>
+      </w:r>
+    </w:p>
+    <w:p>
+      <w:pPr>
+        <w:spacing w:before="0" w:after="20"/>
+      </w:pPr>
+      <w:r>
+        <w:rPr>
+          <w:sz w:val="18"/>
+          <w:szCs w:val="18"/>
+          <w:color w:val="9AA3AA"/>
+        </w:rPr>
+        <w:t xml:space="preserve">____________________________________________________________________________________________</w:t>
+      </w:r>
+    </w:p>
+    <w:p>
+      <w:pPr>
+        <w:spacing w:before="100" w:after="45"/>
+      </w:pPr>
+      <w:r>
+        <w:rPr>
+          <w:b/>
+          <w:sz w:val="21"/>
+          <w:szCs w:val="21"/>
+          <w:color w:val="123758"/>
+        </w:rPr>
+        <w:t xml:space="preserve">Something that changed or expanded my thinking:</w:t>
+      </w:r>
+    </w:p>
+    <w:p>
+      <w:pPr>
+        <w:spacing w:before="0" w:after="20"/>
+      </w:pPr>
+      <w:r>
+        <w:rPr>
+          <w:sz w:val="18"/>
+          <w:szCs w:val="18"/>
+          <w:color w:val="9AA3AA"/>
+        </w:rPr>
+        <w:t xml:space="preserve">____________________________________________________________________________________________</w:t>
+      </w:r>
+    </w:p>
+    <w:p>
+      <w:pPr>
+        <w:spacing w:before="0" w:after="20"/>
+      </w:pPr>
+      <w:r>
+        <w:rPr>
+          <w:sz w:val="18"/>
+          <w:szCs w:val="18"/>
+          <w:color w:val="9AA3AA"/>
+        </w:rPr>
+        <w:t xml:space="preserve">____________________________________________________________________________________________</w:t>
+      </w:r>
+    </w:p>
+    <w:p>
+      <w:pPr>
+        <w:spacing w:before="0" w:after="20"/>
+      </w:pPr>
+      <w:r>
+        <w:rPr>
+          <w:sz w:val="18"/>
+          <w:szCs w:val="18"/>
+          <w:color w:val="9AA3AA"/>
+        </w:rPr>
+        <w:t xml:space="preserve">____________________________________________________________________________________________</w:t>
+      </w:r>
+    </w:p>
+    <w:p>
+      <w:pPr>
+        <w:spacing w:before="0" w:after="20"/>
+      </w:pPr>
+      <w:r>
+        <w:rPr>
+          <w:sz w:val="18"/>
+          <w:szCs w:val="18"/>
+          <w:color w:val="9AA3AA"/>
+        </w:rPr>
+        <w:t xml:space="preserve">____________________________________________________________________________________________</w:t>
+      </w:r>
+    </w:p>
+    <w:p>
+      <w:pPr>
+        <w:spacing w:before="180" w:after="80"/>
+      </w:pPr>
+      <w:r>
+        <w:rPr>
+          <w:b/>
+          <w:sz w:val="24"/>
+          <w:szCs w:val="24"/>
+          <w:color w:val="1B779E"/>
+        </w:rPr>
+        <w:t xml:space="preserve">THE HUMAN SIDE OF WORK</w:t>
+      </w:r>
+    </w:p>
+    <w:p>
+      <w:pPr>
+        <w:spacing w:before="0" w:after="30"/>
+      </w:pPr>
+      <w:r>
+        <w:rPr>
+          <w:sz w:val="20"/>
+          <w:szCs w:val="20"/>
+        </w:rPr>
+        <w:t xml:space="preserve">☐  Communication</w:t>
+      </w:r>
+    </w:p>
+    <w:p>
+      <w:pPr>
+        <w:spacing w:before="0" w:after="30"/>
+      </w:pPr>
+      <w:r>
+        <w:rPr>
+          <w:sz w:val="20"/>
+          <w:szCs w:val="20"/>
+        </w:rPr>
+        <w:t xml:space="preserve">☐  Teamwork</w:t>
+      </w:r>
+    </w:p>
+    <w:p>
+      <w:pPr>
+        <w:spacing w:before="0" w:after="30"/>
+      </w:pPr>
+      <w:r>
+        <w:rPr>
+          <w:sz w:val="20"/>
+          <w:szCs w:val="20"/>
+        </w:rPr>
+        <w:t xml:space="preserve">☐  Problem solving</w:t>
+      </w:r>
+    </w:p>
+    <w:p>
+      <w:pPr>
+        <w:spacing w:before="0" w:after="30"/>
+      </w:pPr>
+      <w:r>
+        <w:rPr>
+          <w:sz w:val="20"/>
+          <w:szCs w:val="20"/>
+        </w:rPr>
+        <w:t xml:space="preserve">☐  Adaptability</w:t>
+      </w:r>
+    </w:p>
+    <w:p>
+      <w:pPr>
+        <w:spacing w:before="0" w:after="30"/>
+      </w:pPr>
+      <w:r>
+        <w:rPr>
+          <w:sz w:val="20"/>
+          <w:szCs w:val="20"/>
+        </w:rPr>
+        <w:t xml:space="preserve">☐  Leadership</w:t>
+      </w:r>
+    </w:p>
+    <w:p>
+      <w:pPr>
+        <w:spacing w:before="0" w:after="30"/>
+      </w:pPr>
+      <w:r>
+        <w:rPr>
+          <w:sz w:val="20"/>
+          <w:szCs w:val="20"/>
+        </w:rPr>
+        <w:t xml:space="preserve">☐  Creativity</w:t>
+      </w:r>
+    </w:p>
+    <w:p>
+      <w:pPr>
+        <w:spacing w:before="0" w:after="30"/>
+      </w:pPr>
+      <w:r>
+        <w:rPr>
+          <w:sz w:val="20"/>
+          <w:szCs w:val="20"/>
+        </w:rPr>
+        <w:t xml:space="preserve">☐  Organization</w:t>
+      </w:r>
+    </w:p>
+    <w:p>
+      <w:pPr>
+        <w:spacing w:before="0" w:after="30"/>
+      </w:pPr>
+      <w:r>
+        <w:rPr>
+          <w:sz w:val="20"/>
+          <w:szCs w:val="20"/>
+        </w:rPr>
+        <w:t xml:space="preserve">☐  Professionalism</w:t>
+      </w:r>
+    </w:p>
+    <w:p>
+      <w:pPr>
+        <w:spacing w:before="0" w:after="30"/>
+      </w:pPr>
+      <w:r>
+        <w:rPr>
+          <w:sz w:val="20"/>
+          <w:szCs w:val="20"/>
+        </w:rPr>
+        <w:t xml:space="preserve">☐  Critical thinking</w:t>
+      </w:r>
+    </w:p>
+    <w:p>
+      <w:pPr>
+        <w:spacing w:before="0" w:after="30"/>
+      </w:pPr>
+      <w:r>
+        <w:rPr>
+          <w:sz w:val="20"/>
+          <w:szCs w:val="20"/>
+        </w:rPr>
+        <w:t xml:space="preserve">☐  Initiative</w:t>
+      </w:r>
+    </w:p>
+    <w:p>
+      <w:pPr>
+        <w:spacing w:before="0" w:after="30"/>
+      </w:pPr>
+      <w:r>
+        <w:rPr>
+          <w:sz w:val="20"/>
+          <w:szCs w:val="20"/>
+        </w:rPr>
+        <w:t xml:space="preserve">☐  Reliability</w:t>
+      </w:r>
+    </w:p>
+    <w:p>
+      <w:pPr>
+        <w:spacing w:before="100" w:after="45"/>
+      </w:pPr>
+      <w:r>
+        <w:rPr>
+          <w:b/>
+          <w:sz w:val="21"/>
+          <w:szCs w:val="21"/>
+          <w:color w:val="123758"/>
+        </w:rPr>
+        <w:t xml:space="preserve">Where did I see this skill being used?</w:t>
+      </w:r>
+    </w:p>
+    <w:p>
+      <w:pPr>
+        <w:spacing w:before="0" w:after="20"/>
+      </w:pPr>
+      <w:r>
+        <w:rPr>
+          <w:sz w:val="18"/>
+          <w:szCs w:val="18"/>
+          <w:color w:val="9AA3AA"/>
+        </w:rPr>
+        <w:t xml:space="preserve">____________________________________________________________________________________________</w:t>
+      </w:r>
+    </w:p>
+    <w:p>
+      <w:pPr>
+        <w:spacing w:before="0" w:after="20"/>
+      </w:pPr>
+      <w:r>
+        <w:rPr>
+          <w:sz w:val="18"/>
+          <w:szCs w:val="18"/>
+          <w:color w:val="9AA3AA"/>
+        </w:rPr>
+        <w:t xml:space="preserve">____________________________________________________________________________________________</w:t>
+      </w:r>
+    </w:p>
+    <w:p>
+      <w:pPr>
+        <w:spacing w:before="0" w:after="20"/>
+      </w:pPr>
+      <w:r>
+        <w:rPr>
+          <w:sz w:val="18"/>
+          <w:szCs w:val="18"/>
+          <w:color w:val="9AA3AA"/>
+        </w:rPr>
+        <w:t xml:space="preserve">____________________________________________________________________________________________</w:t>
+      </w:r>
+    </w:p>
+    <w:p>
+      <w:pPr>
+        <w:spacing w:before="100" w:after="45"/>
+      </w:pPr>
+      <w:r>
+        <w:rPr>
+          <w:b/>
+          <w:sz w:val="21"/>
+          <w:szCs w:val="21"/>
+          <w:color w:val="123758"/>
+        </w:rPr>
+        <w:t xml:space="preserve">Why did the skill matter to the work?</w:t>
+      </w:r>
+    </w:p>
+    <w:p>
+      <w:pPr>
+        <w:spacing w:before="0" w:after="20"/>
+      </w:pPr>
+      <w:r>
+        <w:rPr>
+          <w:sz w:val="18"/>
+          <w:szCs w:val="18"/>
+          <w:color w:val="9AA3AA"/>
+        </w:rPr>
+        <w:t xml:space="preserve">____________________________________________________________________________________________</w:t>
+      </w:r>
+    </w:p>
+    <w:p>
+      <w:pPr>
+        <w:spacing w:before="0" w:after="20"/>
+      </w:pPr>
+      <w:r>
+        <w:rPr>
+          <w:sz w:val="18"/>
+          <w:szCs w:val="18"/>
+          <w:color w:val="9AA3AA"/>
+        </w:rPr>
+        <w:t xml:space="preserve">____________________________________________________________________________________________</w:t>
+      </w:r>
+    </w:p>
+    <w:p>
+      <w:pPr>
+        <w:spacing w:before="0" w:after="20"/>
+      </w:pPr>
+      <w:r>
+        <w:rPr>
+          <w:sz w:val="18"/>
+          <w:szCs w:val="18"/>
+          <w:color w:val="9AA3AA"/>
+        </w:rPr>
+        <w:t xml:space="preserve">____________________________________________________________________________________________</w:t>
+      </w:r>
+    </w:p>
+    <w:p>
+      <w:pPr>
+        <w:spacing w:before="180" w:after="80"/>
+      </w:pPr>
+      <w:r>
+        <w:rPr>
+          <w:b/>
+          <w:sz w:val="24"/>
+          <w:szCs w:val="24"/>
+          <w:color w:val="1B779E"/>
+        </w:rPr>
+        <w:t xml:space="preserve">THE TECHNICAL SIDE OF WORK</w:t>
+      </w:r>
+    </w:p>
+    <w:p>
+      <w:pPr>
+        <w:spacing w:before="100" w:after="45"/>
+      </w:pPr>
+      <w:r>
+        <w:rPr>
+          <w:b/>
+          <w:sz w:val="21"/>
+          <w:szCs w:val="21"/>
+          <w:color w:val="123758"/>
+        </w:rPr>
+        <w:t xml:space="preserve">What equipment, software, technical knowledge, trade skill, training or specialized expertise did I notice?</w:t>
+      </w:r>
+    </w:p>
+    <w:p>
+      <w:pPr>
+        <w:spacing w:before="0" w:after="20"/>
+      </w:pPr>
+      <w:r>
+        <w:rPr>
+          <w:sz w:val="18"/>
+          <w:szCs w:val="18"/>
+          <w:color w:val="9AA3AA"/>
+        </w:rPr>
+        <w:t xml:space="preserve">____________________________________________________________________________________________</w:t>
+      </w:r>
+    </w:p>
+    <w:p>
+      <w:pPr>
+        <w:spacing w:before="0" w:after="20"/>
+      </w:pPr>
+      <w:r>
+        <w:rPr>
+          <w:sz w:val="18"/>
+          <w:szCs w:val="18"/>
+          <w:color w:val="9AA3AA"/>
+        </w:rPr>
+        <w:t xml:space="preserve">____________________________________________________________________________________________</w:t>
+      </w:r>
+    </w:p>
+    <w:p>
+      <w:pPr>
+        <w:spacing w:before="0" w:after="20"/>
+      </w:pPr>
+      <w:r>
+        <w:rPr>
+          <w:sz w:val="18"/>
+          <w:szCs w:val="18"/>
+          <w:color w:val="9AA3AA"/>
+        </w:rPr>
+        <w:t xml:space="preserve">____________________________________________________________________________________________</w:t>
+      </w:r>
+    </w:p>
+    <w:p>
+      <w:pPr>
+        <w:spacing w:before="0" w:after="20"/>
+      </w:pPr>
+      <w:r>
+        <w:rPr>
+          <w:sz w:val="18"/>
+          <w:szCs w:val="18"/>
+          <w:color w:val="9AA3AA"/>
+        </w:rPr>
+        <w:t xml:space="preserve">____________________________________________________________________________________________</w:t>
+      </w:r>
+    </w:p>
+    <w:p>
+      <w:pPr>
+        <w:spacing w:before="180" w:after="80"/>
+      </w:pPr>
+      <w:r>
+        <w:rPr>
+          <w:b/>
+          <w:sz w:val="24"/>
+          <w:szCs w:val="24"/>
+          <w:color w:val="1B779E"/>
+        </w:rPr>
+        <w:t xml:space="preserve">PEOPLE + TECHNOLOGY</w:t>
+      </w:r>
+    </w:p>
+    <w:p>
+      <w:pPr>
+        <w:spacing w:before="100" w:after="45"/>
+      </w:pPr>
+      <w:r>
+        <w:rPr>
+          <w:b/>
+          <w:sz w:val="21"/>
+          <w:szCs w:val="21"/>
+          <w:color w:val="123758"/>
+        </w:rPr>
+        <w:t xml:space="preserve">Where did I see technology helping people do their jobs?</w:t>
+      </w:r>
+    </w:p>
+    <w:p>
+      <w:pPr>
+        <w:spacing w:before="0" w:after="20"/>
+      </w:pPr>
+      <w:r>
+        <w:rPr>
+          <w:sz w:val="18"/>
+          <w:szCs w:val="18"/>
+          <w:color w:val="9AA3AA"/>
+        </w:rPr>
+        <w:t xml:space="preserve">____________________________________________________________________________________________</w:t>
+      </w:r>
+    </w:p>
+    <w:p>
+      <w:pPr>
+        <w:spacing w:before="0" w:after="20"/>
+      </w:pPr>
+      <w:r>
+        <w:rPr>
+          <w:sz w:val="18"/>
+          <w:szCs w:val="18"/>
+          <w:color w:val="9AA3AA"/>
+        </w:rPr>
+        <w:t xml:space="preserve">____________________________________________________________________________________________</w:t>
+      </w:r>
+    </w:p>
+    <w:p>
+      <w:pPr>
+        <w:spacing w:before="0" w:after="20"/>
+      </w:pPr>
+      <w:r>
+        <w:rPr>
+          <w:sz w:val="18"/>
+          <w:szCs w:val="18"/>
+          <w:color w:val="9AA3AA"/>
+        </w:rPr>
+        <w:t xml:space="preserve">____________________________________________________________________________________________</w:t>
+      </w:r>
+    </w:p>
+    <w:p>
+      <w:pPr>
+        <w:spacing w:before="100" w:after="45"/>
+      </w:pPr>
+      <w:r>
+        <w:rPr>
+          <w:b/>
+          <w:sz w:val="21"/>
+          <w:szCs w:val="21"/>
+          <w:color w:val="123758"/>
+        </w:rPr>
+        <w:t xml:space="preserve">What still required a person to think, decide, communicate, create, adapt or solve a problem?</w:t>
+      </w:r>
+    </w:p>
+    <w:p>
+      <w:pPr>
+        <w:spacing w:before="0" w:after="20"/>
+      </w:pPr>
+      <w:r>
+        <w:rPr>
+          <w:sz w:val="18"/>
+          <w:szCs w:val="18"/>
+          <w:color w:val="9AA3AA"/>
+        </w:rPr>
+        <w:t xml:space="preserve">____________________________________________________________________________________________</w:t>
+      </w:r>
+    </w:p>
+    <w:p>
+      <w:pPr>
+        <w:spacing w:before="0" w:after="20"/>
+      </w:pPr>
+      <w:r>
+        <w:rPr>
+          <w:sz w:val="18"/>
+          <w:szCs w:val="18"/>
+          <w:color w:val="9AA3AA"/>
+        </w:rPr>
+        <w:t xml:space="preserve">____________________________________________________________________________________________</w:t>
+      </w:r>
+    </w:p>
+    <w:p>
+      <w:pPr>
+        <w:spacing w:before="0" w:after="20"/>
+      </w:pPr>
+      <w:r>
+        <w:rPr>
+          <w:sz w:val="18"/>
+          <w:szCs w:val="18"/>
+          <w:color w:val="9AA3AA"/>
+        </w:rPr>
+        <w:t xml:space="preserve">____________________________________________________________________________________________</w:t>
+      </w:r>
+    </w:p>
+    <w:p>
+      <w:pPr>
+        <w:spacing w:before="0" w:after="20"/>
+      </w:pPr>
+      <w:r>
+        <w:rPr>
+          <w:sz w:val="18"/>
+          <w:szCs w:val="18"/>
+          <w:color w:val="9AA3AA"/>
+        </w:rPr>
+        <w:t xml:space="preserve">____________________________________________________________________________________________</w:t>
+      </w:r>
+    </w:p>
+    <w:p>
+      <w:r>
+        <w:br w:type="page"/>
+      </w:r>
+    </w:p>
+    <w:p>
+      <w:pPr>
+        <w:spacing w:before="220" w:after="100"/>
+      </w:pPr>
+      <w:r>
+        <w:rPr>
+          <w:b/>
+          <w:sz w:val="30"/>
+          <w:szCs w:val="30"/>
+          <w:color w:val="123758"/>
+        </w:rPr>
+        <w:t xml:space="preserve">WORKFLOW, TRUST &amp; PROFESSIONALISM</w:t>
+      </w:r>
+    </w:p>
+    <w:p>
+      <w:pPr>
+        <w:spacing w:before="0" w:after="120"/>
+      </w:pPr>
+      <w:r>
+        <w:rPr>
+          <w:sz w:val="21"/>
+          <w:szCs w:val="21"/>
+        </w:rPr>
+        <w:t xml:space="preserve">Week 4 started with a question about reliability and trust. Now use the SEG Systems experience to identify how those ideas appear in real work.</w:t>
+      </w:r>
+    </w:p>
+    <w:p>
+      <w:pPr>
+        <w:spacing w:before="100" w:after="45"/>
+      </w:pPr>
+      <w:r>
+        <w:rPr>
+          <w:b/>
+          <w:sz w:val="21"/>
+          <w:szCs w:val="21"/>
+          <w:color w:val="123758"/>
+        </w:rPr>
+        <w:t xml:space="preserve">One example of work depending on another person, team or step:</w:t>
+      </w:r>
+    </w:p>
+    <w:p>
+      <w:pPr>
+        <w:spacing w:before="0" w:after="20"/>
+      </w:pPr>
+      <w:r>
+        <w:rPr>
+          <w:sz w:val="18"/>
+          <w:szCs w:val="18"/>
+          <w:color w:val="9AA3AA"/>
+        </w:rPr>
+        <w:t xml:space="preserve">____________________________________________________________________________________________</w:t>
+      </w:r>
+    </w:p>
+    <w:p>
+      <w:pPr>
+        <w:spacing w:before="0" w:after="20"/>
+      </w:pPr>
+      <w:r>
+        <w:rPr>
+          <w:sz w:val="18"/>
+          <w:szCs w:val="18"/>
+          <w:color w:val="9AA3AA"/>
+        </w:rPr>
+        <w:t xml:space="preserve">____________________________________________________________________________________________</w:t>
+      </w:r>
+    </w:p>
+    <w:p>
+      <w:pPr>
+        <w:spacing w:before="0" w:after="20"/>
+      </w:pPr>
+      <w:r>
+        <w:rPr>
+          <w:sz w:val="18"/>
+          <w:szCs w:val="18"/>
+          <w:color w:val="9AA3AA"/>
+        </w:rPr>
+        <w:t xml:space="preserve">____________________________________________________________________________________________</w:t>
+      </w:r>
+    </w:p>
+    <w:p>
+      <w:pPr>
+        <w:spacing w:before="100" w:after="45"/>
+      </w:pPr>
+      <w:r>
+        <w:rPr>
+          <w:b/>
+          <w:sz w:val="21"/>
+          <w:szCs w:val="21"/>
+          <w:color w:val="123758"/>
+        </w:rPr>
+        <w:t xml:space="preserve">What could happen if that person or step was late, incomplete or incorrect?</w:t>
+      </w:r>
+    </w:p>
+    <w:p>
+      <w:pPr>
+        <w:spacing w:before="0" w:after="20"/>
+      </w:pPr>
+      <w:r>
+        <w:rPr>
+          <w:sz w:val="18"/>
+          <w:szCs w:val="18"/>
+          <w:color w:val="9AA3AA"/>
+        </w:rPr>
+        <w:t xml:space="preserve">____________________________________________________________________________________________</w:t>
+      </w:r>
+    </w:p>
+    <w:p>
+      <w:pPr>
+        <w:spacing w:before="0" w:after="20"/>
+      </w:pPr>
+      <w:r>
+        <w:rPr>
+          <w:sz w:val="18"/>
+          <w:szCs w:val="18"/>
+          <w:color w:val="9AA3AA"/>
+        </w:rPr>
+        <w:t xml:space="preserve">____________________________________________________________________________________________</w:t>
+      </w:r>
+    </w:p>
+    <w:p>
+      <w:pPr>
+        <w:spacing w:before="0" w:after="20"/>
+      </w:pPr>
+      <w:r>
+        <w:rPr>
+          <w:sz w:val="18"/>
+          <w:szCs w:val="18"/>
+          <w:color w:val="9AA3AA"/>
+        </w:rPr>
+        <w:t xml:space="preserve">____________________________________________________________________________________________</w:t>
+      </w:r>
+    </w:p>
+    <w:p>
+      <w:pPr>
+        <w:spacing w:before="100" w:after="45"/>
+      </w:pPr>
+      <w:r>
+        <w:rPr>
+          <w:b/>
+          <w:sz w:val="21"/>
+          <w:szCs w:val="21"/>
+          <w:color w:val="123758"/>
+        </w:rPr>
+        <w:t xml:space="preserve">A system, process or habit that helped prevent something from slipping:</w:t>
+      </w:r>
+    </w:p>
+    <w:p>
+      <w:pPr>
+        <w:spacing w:before="0" w:after="20"/>
+      </w:pPr>
+      <w:r>
+        <w:rPr>
+          <w:sz w:val="18"/>
+          <w:szCs w:val="18"/>
+          <w:color w:val="9AA3AA"/>
+        </w:rPr>
+        <w:t xml:space="preserve">____________________________________________________________________________________________</w:t>
+      </w:r>
+    </w:p>
+    <w:p>
+      <w:pPr>
+        <w:spacing w:before="0" w:after="20"/>
+      </w:pPr>
+      <w:r>
+        <w:rPr>
+          <w:sz w:val="18"/>
+          <w:szCs w:val="18"/>
+          <w:color w:val="9AA3AA"/>
+        </w:rPr>
+        <w:t xml:space="preserve">____________________________________________________________________________________________</w:t>
+      </w:r>
+    </w:p>
+    <w:p>
+      <w:pPr>
+        <w:spacing w:before="0" w:after="20"/>
+      </w:pPr>
+      <w:r>
+        <w:rPr>
+          <w:sz w:val="18"/>
+          <w:szCs w:val="18"/>
+          <w:color w:val="9AA3AA"/>
+        </w:rPr>
+        <w:t xml:space="preserve">____________________________________________________________________________________________</w:t>
+      </w:r>
+    </w:p>
+    <w:p>
+      <w:pPr>
+        <w:spacing w:before="100" w:after="45"/>
+      </w:pPr>
+      <w:r>
+        <w:rPr>
+          <w:b/>
+          <w:sz w:val="21"/>
+          <w:szCs w:val="21"/>
+          <w:color w:val="123758"/>
+        </w:rPr>
+        <w:t xml:space="preserve">How did communication affect the workflow?</w:t>
+      </w:r>
+    </w:p>
+    <w:p>
+      <w:pPr>
+        <w:spacing w:before="0" w:after="20"/>
+      </w:pPr>
+      <w:r>
+        <w:rPr>
+          <w:sz w:val="18"/>
+          <w:szCs w:val="18"/>
+          <w:color w:val="9AA3AA"/>
+        </w:rPr>
+        <w:t xml:space="preserve">____________________________________________________________________________________________</w:t>
+      </w:r>
+    </w:p>
+    <w:p>
+      <w:pPr>
+        <w:spacing w:before="0" w:after="20"/>
+      </w:pPr>
+      <w:r>
+        <w:rPr>
+          <w:sz w:val="18"/>
+          <w:szCs w:val="18"/>
+          <w:color w:val="9AA3AA"/>
+        </w:rPr>
+        <w:t xml:space="preserve">____________________________________________________________________________________________</w:t>
+      </w:r>
+    </w:p>
+    <w:p>
+      <w:pPr>
+        <w:spacing w:before="0" w:after="20"/>
+      </w:pPr>
+      <w:r>
+        <w:rPr>
+          <w:sz w:val="18"/>
+          <w:szCs w:val="18"/>
+          <w:color w:val="9AA3AA"/>
+        </w:rPr>
+        <w:t xml:space="preserve">____________________________________________________________________________________________</w:t>
+      </w:r>
+    </w:p>
+    <w:p>
+      <w:pPr>
+        <w:spacing w:before="100" w:after="45"/>
+      </w:pPr>
+      <w:r>
+        <w:rPr>
+          <w:b/>
+          <w:sz w:val="21"/>
+          <w:szCs w:val="21"/>
+          <w:color w:val="123758"/>
+        </w:rPr>
+        <w:t xml:space="preserve">What did this teach me about being someone other people can rely on?</w:t>
+      </w:r>
+    </w:p>
+    <w:p>
+      <w:pPr>
+        <w:spacing w:before="0" w:after="20"/>
+      </w:pPr>
+      <w:r>
+        <w:rPr>
+          <w:sz w:val="18"/>
+          <w:szCs w:val="18"/>
+          <w:color w:val="9AA3AA"/>
+        </w:rPr>
+        <w:t xml:space="preserve">____________________________________________________________________________________________</w:t>
+      </w:r>
+    </w:p>
+    <w:p>
+      <w:pPr>
+        <w:spacing w:before="0" w:after="20"/>
+      </w:pPr>
+      <w:r>
+        <w:rPr>
+          <w:sz w:val="18"/>
+          <w:szCs w:val="18"/>
+          <w:color w:val="9AA3AA"/>
+        </w:rPr>
+        <w:t xml:space="preserve">____________________________________________________________________________________________</w:t>
+      </w:r>
+    </w:p>
+    <w:p>
+      <w:pPr>
+        <w:spacing w:before="0" w:after="20"/>
+      </w:pPr>
+      <w:r>
+        <w:rPr>
+          <w:sz w:val="18"/>
+          <w:szCs w:val="18"/>
+          <w:color w:val="9AA3AA"/>
+        </w:rPr>
+        <w:t xml:space="preserve">____________________________________________________________________________________________</w:t>
+      </w:r>
+    </w:p>
+    <w:p>
+      <w:pPr>
+        <w:spacing w:before="0" w:after="20"/>
+      </w:pPr>
+      <w:r>
+        <w:rPr>
+          <w:sz w:val="18"/>
+          <w:szCs w:val="18"/>
+          <w:color w:val="9AA3AA"/>
+        </w:rPr>
+        <w:t xml:space="preserve">____________________________________________________________________________________________</w:t>
+      </w:r>
+    </w:p>
+    <w:p>
+      <w:r>
+        <w:br w:type="page"/>
+      </w:r>
+    </w:p>
+    <w:p>
+      <w:pPr>
+        <w:spacing w:before="220" w:after="100"/>
+      </w:pPr>
+      <w:r>
+        <w:rPr>
+          <w:b/>
+          <w:sz w:val="30"/>
+          <w:szCs w:val="30"/>
+          <w:color w:val="123758"/>
+        </w:rPr>
+        <w:t xml:space="preserve">CAREER CONNECTION</w:t>
+      </w:r>
+    </w:p>
+    <w:p>
+      <w:pPr>
+        <w:spacing w:before="100" w:after="45"/>
+      </w:pPr>
+      <w:r>
+        <w:rPr>
+          <w:b/>
+          <w:sz w:val="21"/>
+          <w:szCs w:val="21"/>
+          <w:color w:val="123758"/>
+        </w:rPr>
+        <w:t xml:space="preserve">One role I learned more about:</w:t>
+      </w:r>
+    </w:p>
+    <w:p>
+      <w:pPr>
+        <w:spacing w:before="0" w:after="20"/>
+      </w:pPr>
+      <w:r>
+        <w:rPr>
+          <w:sz w:val="18"/>
+          <w:szCs w:val="18"/>
+          <w:color w:val="9AA3AA"/>
+        </w:rPr>
+        <w:t xml:space="preserve">____________________________________________________________________________________________</w:t>
+      </w:r>
+    </w:p>
+    <w:p>
+      <w:pPr>
+        <w:spacing w:before="0" w:after="20"/>
+      </w:pPr>
+      <w:r>
+        <w:rPr>
+          <w:sz w:val="18"/>
+          <w:szCs w:val="18"/>
+          <w:color w:val="9AA3AA"/>
+        </w:rPr>
+        <w:t xml:space="preserve">____________________________________________________________________________________________</w:t>
+      </w:r>
+    </w:p>
+    <w:p>
+      <w:pPr>
+        <w:spacing w:before="0" w:after="120"/>
+      </w:pPr>
+      <w:r>
+        <w:rPr>
+          <w:b/>
+          <w:sz w:val="21"/>
+          <w:szCs w:val="21"/>
+          <w:color w:val="123758"/>
+        </w:rPr>
+        <w:t xml:space="preserve">Before the visit:</w:t>
+      </w:r>
+    </w:p>
+    <w:p>
+      <w:pPr>
+        <w:spacing w:before="0" w:after="30"/>
+      </w:pPr>
+      <w:r>
+        <w:rPr>
+          <w:sz w:val="20"/>
+          <w:szCs w:val="20"/>
+        </w:rPr>
+        <w:t xml:space="preserve">☐  I already knew about it.</w:t>
+      </w:r>
+    </w:p>
+    <w:p>
+      <w:pPr>
+        <w:spacing w:before="0" w:after="30"/>
+      </w:pPr>
+      <w:r>
+        <w:rPr>
+          <w:sz w:val="20"/>
+          <w:szCs w:val="20"/>
+        </w:rPr>
+        <w:t xml:space="preserve">☐  I had heard of it.</w:t>
+      </w:r>
+    </w:p>
+    <w:p>
+      <w:pPr>
+        <w:spacing w:before="0" w:after="30"/>
+      </w:pPr>
+      <w:r>
+        <w:rPr>
+          <w:sz w:val="20"/>
+          <w:szCs w:val="20"/>
+        </w:rPr>
+        <w:t xml:space="preserve">☐  It was new to me.</w:t>
+      </w:r>
+    </w:p>
+    <w:p>
+      <w:pPr>
+        <w:spacing w:before="0" w:after="120"/>
+      </w:pPr>
+      <w:r>
+        <w:rPr>
+          <w:b/>
+          <w:sz w:val="21"/>
+          <w:szCs w:val="21"/>
+          <w:color w:val="123758"/>
+        </w:rPr>
+        <w:t xml:space="preserve">After seeing or learning about it:</w:t>
+      </w:r>
+    </w:p>
+    <w:p>
+      <w:pPr>
+        <w:spacing w:before="0" w:after="30"/>
+      </w:pPr>
+      <w:r>
+        <w:rPr>
+          <w:sz w:val="20"/>
+          <w:szCs w:val="20"/>
+        </w:rPr>
+        <w:t xml:space="preserve">☐  I want to learn more.</w:t>
+      </w:r>
+    </w:p>
+    <w:p>
+      <w:pPr>
+        <w:spacing w:before="0" w:after="30"/>
+      </w:pPr>
+      <w:r>
+        <w:rPr>
+          <w:sz w:val="20"/>
+          <w:szCs w:val="20"/>
+        </w:rPr>
+        <w:t xml:space="preserve">☐  Maybe.</w:t>
+      </w:r>
+    </w:p>
+    <w:p>
+      <w:pPr>
+        <w:spacing w:before="0" w:after="30"/>
+      </w:pPr>
+      <w:r>
+        <w:rPr>
+          <w:sz w:val="20"/>
+          <w:szCs w:val="20"/>
+        </w:rPr>
+        <w:t xml:space="preserve">☐  It is probably not for me.</w:t>
+      </w:r>
+    </w:p>
+    <w:p>
+      <w:pPr>
+        <w:spacing w:before="100" w:after="45"/>
+      </w:pPr>
+      <w:r>
+        <w:rPr>
+          <w:b/>
+          <w:sz w:val="21"/>
+          <w:szCs w:val="21"/>
+          <w:color w:val="123758"/>
+        </w:rPr>
+        <w:t xml:space="preserve">Why?</w:t>
+      </w:r>
+    </w:p>
+    <w:p>
+      <w:pPr>
+        <w:spacing w:before="0" w:after="20"/>
+      </w:pPr>
+      <w:r>
+        <w:rPr>
+          <w:sz w:val="18"/>
+          <w:szCs w:val="18"/>
+          <w:color w:val="9AA3AA"/>
+        </w:rPr>
+        <w:t xml:space="preserve">____________________________________________________________________________________________</w:t>
+      </w:r>
+    </w:p>
+    <w:p>
+      <w:pPr>
+        <w:spacing w:before="0" w:after="20"/>
+      </w:pPr>
+      <w:r>
+        <w:rPr>
+          <w:sz w:val="18"/>
+          <w:szCs w:val="18"/>
+          <w:color w:val="9AA3AA"/>
+        </w:rPr>
+        <w:t xml:space="preserve">____________________________________________________________________________________________</w:t>
+      </w:r>
+    </w:p>
+    <w:p>
+      <w:pPr>
+        <w:spacing w:before="0" w:after="20"/>
+      </w:pPr>
+      <w:r>
+        <w:rPr>
+          <w:sz w:val="18"/>
+          <w:szCs w:val="18"/>
+          <w:color w:val="9AA3AA"/>
+        </w:rPr>
+        <w:t xml:space="preserve">____________________________________________________________________________________________</w:t>
+      </w:r>
+    </w:p>
+    <w:p>
+      <w:pPr>
+        <w:spacing w:before="0" w:after="20"/>
+      </w:pPr>
+      <w:r>
+        <w:rPr>
+          <w:sz w:val="18"/>
+          <w:szCs w:val="18"/>
+          <w:color w:val="9AA3AA"/>
+        </w:rPr>
+        <w:t xml:space="preserve">____________________________________________________________________________________________</w:t>
+      </w:r>
+    </w:p>
+    <w:p>
+      <w:pPr>
+        <w:spacing w:before="0" w:after="140"/>
+      </w:pPr>
+      <w:r>
+        <w:rPr>
+          <w:b/>
+          <w:sz w:val="21"/>
+          <w:szCs w:val="21"/>
+          <w:color w:val="7A4A20"/>
+        </w:rPr>
+        <w:t xml:space="preserve">Learning that something is probably not for you is still useful information. Career exploration is about understanding possibilities and understanding yourself — not choosing one career today.</w:t>
+      </w:r>
+    </w:p>
+    <w:p>
+      <w:pPr>
+        <w:spacing w:before="180" w:after="80"/>
+      </w:pPr>
+      <w:r>
+        <w:rPr>
+          <w:b/>
+          <w:sz w:val="24"/>
+          <w:szCs w:val="24"/>
+          <w:color w:val="1B779E"/>
+        </w:rPr>
+        <w:t xml:space="preserve">MY WEEK 4 EVIDENCE</w:t>
+      </w:r>
+    </w:p>
+    <w:p>
+      <w:pPr>
+        <w:spacing w:before="100" w:after="45"/>
+      </w:pPr>
+      <w:r>
+        <w:rPr>
+          <w:b/>
+          <w:sz w:val="21"/>
+          <w:szCs w:val="21"/>
+          <w:color w:val="123758"/>
+        </w:rPr>
+        <w:t xml:space="preserve">Something I learned about work:</w:t>
+      </w:r>
+    </w:p>
+    <w:p>
+      <w:pPr>
+        <w:spacing w:before="0" w:after="20"/>
+      </w:pPr>
+      <w:r>
+        <w:rPr>
+          <w:sz w:val="18"/>
+          <w:szCs w:val="18"/>
+          <w:color w:val="9AA3AA"/>
+        </w:rPr>
+        <w:t xml:space="preserve">____________________________________________________________________________________________</w:t>
+      </w:r>
+    </w:p>
+    <w:p>
+      <w:pPr>
+        <w:spacing w:before="0" w:after="20"/>
+      </w:pPr>
+      <w:r>
+        <w:rPr>
+          <w:sz w:val="18"/>
+          <w:szCs w:val="18"/>
+          <w:color w:val="9AA3AA"/>
+        </w:rPr>
+        <w:t xml:space="preserve">____________________________________________________________________________________________</w:t>
+      </w:r>
+    </w:p>
+    <w:p>
+      <w:pPr>
+        <w:spacing w:before="0" w:after="20"/>
+      </w:pPr>
+      <w:r>
+        <w:rPr>
+          <w:sz w:val="18"/>
+          <w:szCs w:val="18"/>
+          <w:color w:val="9AA3AA"/>
+        </w:rPr>
+        <w:t xml:space="preserve">____________________________________________________________________________________________</w:t>
+      </w:r>
+    </w:p>
+    <w:p>
+      <w:pPr>
+        <w:spacing w:before="100" w:after="45"/>
+      </w:pPr>
+      <w:r>
+        <w:rPr>
+          <w:b/>
+          <w:sz w:val="21"/>
+          <w:szCs w:val="21"/>
+          <w:color w:val="123758"/>
+        </w:rPr>
+        <w:t xml:space="preserve">Something I learned about myself:</w:t>
+      </w:r>
+    </w:p>
+    <w:p>
+      <w:pPr>
+        <w:spacing w:before="0" w:after="20"/>
+      </w:pPr>
+      <w:r>
+        <w:rPr>
+          <w:sz w:val="18"/>
+          <w:szCs w:val="18"/>
+          <w:color w:val="9AA3AA"/>
+        </w:rPr>
+        <w:t xml:space="preserve">____________________________________________________________________________________________</w:t>
+      </w:r>
+    </w:p>
+    <w:p>
+      <w:pPr>
+        <w:spacing w:before="0" w:after="20"/>
+      </w:pPr>
+      <w:r>
+        <w:rPr>
+          <w:sz w:val="18"/>
+          <w:szCs w:val="18"/>
+          <w:color w:val="9AA3AA"/>
+        </w:rPr>
+        <w:t xml:space="preserve">____________________________________________________________________________________________</w:t>
+      </w:r>
+    </w:p>
+    <w:p>
+      <w:pPr>
+        <w:spacing w:before="0" w:after="20"/>
+      </w:pPr>
+      <w:r>
+        <w:rPr>
+          <w:sz w:val="18"/>
+          <w:szCs w:val="18"/>
+          <w:color w:val="9AA3AA"/>
+        </w:rPr>
+        <w:t xml:space="preserve">____________________________________________________________________________________________</w:t>
+      </w:r>
+    </w:p>
+    <w:p>
+      <w:pPr>
+        <w:spacing w:before="100" w:after="45"/>
+      </w:pPr>
+      <w:r>
+        <w:rPr>
+          <w:b/>
+          <w:sz w:val="21"/>
+          <w:szCs w:val="21"/>
+          <w:color w:val="123758"/>
+        </w:rPr>
+        <w:t xml:space="preserve">A skill I practiced and how I practiced it:</w:t>
+      </w:r>
+    </w:p>
+    <w:p>
+      <w:pPr>
+        <w:spacing w:before="0" w:after="20"/>
+      </w:pPr>
+      <w:r>
+        <w:rPr>
+          <w:sz w:val="18"/>
+          <w:szCs w:val="18"/>
+          <w:color w:val="9AA3AA"/>
+        </w:rPr>
+        <w:t xml:space="preserve">____________________________________________________________________________________________</w:t>
+      </w:r>
+    </w:p>
+    <w:p>
+      <w:pPr>
+        <w:spacing w:before="0" w:after="20"/>
+      </w:pPr>
+      <w:r>
+        <w:rPr>
+          <w:sz w:val="18"/>
+          <w:szCs w:val="18"/>
+          <w:color w:val="9AA3AA"/>
+        </w:rPr>
+        <w:t xml:space="preserve">____________________________________________________________________________________________</w:t>
+      </w:r>
+    </w:p>
+    <w:p>
+      <w:pPr>
+        <w:spacing w:before="0" w:after="20"/>
+      </w:pPr>
+      <w:r>
+        <w:rPr>
+          <w:sz w:val="18"/>
+          <w:szCs w:val="18"/>
+          <w:color w:val="9AA3AA"/>
+        </w:rPr>
+        <w:t xml:space="preserve">____________________________________________________________________________________________</w:t>
+      </w:r>
+    </w:p>
+    <w:p>
+      <w:pPr>
+        <w:spacing w:before="100" w:after="45"/>
+      </w:pPr>
+      <w:r>
+        <w:rPr>
+          <w:b/>
+          <w:sz w:val="21"/>
+          <w:szCs w:val="21"/>
+          <w:color w:val="123758"/>
+        </w:rPr>
+        <w:t xml:space="preserve">A professional behavior I want to improve:</w:t>
+      </w:r>
+    </w:p>
+    <w:p>
+      <w:pPr>
+        <w:spacing w:before="0" w:after="20"/>
+      </w:pPr>
+      <w:r>
+        <w:rPr>
+          <w:sz w:val="18"/>
+          <w:szCs w:val="18"/>
+          <w:color w:val="9AA3AA"/>
+        </w:rPr>
+        <w:t xml:space="preserve">____________________________________________________________________________________________</w:t>
+      </w:r>
+    </w:p>
+    <w:p>
+      <w:pPr>
+        <w:spacing w:before="0" w:after="20"/>
+      </w:pPr>
+      <w:r>
+        <w:rPr>
+          <w:sz w:val="18"/>
+          <w:szCs w:val="18"/>
+          <w:color w:val="9AA3AA"/>
+        </w:rPr>
+        <w:t xml:space="preserve">____________________________________________________________________________________________</w:t>
+      </w:r>
+    </w:p>
+    <w:p>
+      <w:pPr>
+        <w:spacing w:before="0" w:after="20"/>
+      </w:pPr>
+      <w:r>
+        <w:rPr>
+          <w:sz w:val="18"/>
+          <w:szCs w:val="18"/>
+          <w:color w:val="9AA3AA"/>
+        </w:rPr>
+        <w:t xml:space="preserve">____________________________________________________________________________________________</w:t>
+      </w:r>
+    </w:p>
+    <w:p>
+      <w:pPr>
+        <w:spacing w:before="100" w:after="45"/>
+      </w:pPr>
+      <w:r>
+        <w:rPr>
+          <w:b/>
+          <w:sz w:val="21"/>
+          <w:szCs w:val="21"/>
+          <w:color w:val="123758"/>
+        </w:rPr>
+        <w:t xml:space="preserve">Something I want to explore next:</w:t>
+      </w:r>
+    </w:p>
+    <w:p>
+      <w:pPr>
+        <w:spacing w:before="0" w:after="20"/>
+      </w:pPr>
+      <w:r>
+        <w:rPr>
+          <w:sz w:val="18"/>
+          <w:szCs w:val="18"/>
+          <w:color w:val="9AA3AA"/>
+        </w:rPr>
+        <w:t xml:space="preserve">____________________________________________________________________________________________</w:t>
+      </w:r>
+    </w:p>
+    <w:p>
+      <w:pPr>
+        <w:spacing w:before="0" w:after="20"/>
+      </w:pPr>
+      <w:r>
+        <w:rPr>
+          <w:sz w:val="18"/>
+          <w:szCs w:val="18"/>
+          <w:color w:val="9AA3AA"/>
+        </w:rPr>
+        <w:t xml:space="preserve">____________________________________________________________________________________________</w:t>
+      </w:r>
+    </w:p>
+    <w:p>
+      <w:pPr>
+        <w:spacing w:before="0" w:after="20"/>
+      </w:pPr>
+      <w:r>
+        <w:rPr>
+          <w:sz w:val="18"/>
+          <w:szCs w:val="18"/>
+          <w:color w:val="9AA3AA"/>
+        </w:rPr>
+        <w:t xml:space="preserve">____________________________________________________________________________________________</w:t>
+      </w:r>
+    </w:p>
+    <w:p>
+      <w:pPr>
+        <w:spacing w:before="100" w:after="45"/>
+      </w:pPr>
+      <w:r>
+        <w:rPr>
+          <w:b/>
+          <w:sz w:val="21"/>
+          <w:szCs w:val="21"/>
+          <w:color w:val="123758"/>
+        </w:rPr>
+        <w:t xml:space="preserve">Something from this experience worth keeping in my Future Ready™ Passport or portfolio:</w:t>
+      </w:r>
+    </w:p>
+    <w:p>
+      <w:pPr>
+        <w:spacing w:before="0" w:after="20"/>
+      </w:pPr>
+      <w:r>
+        <w:rPr>
+          <w:sz w:val="18"/>
+          <w:szCs w:val="18"/>
+          <w:color w:val="9AA3AA"/>
+        </w:rPr>
+        <w:t xml:space="preserve">____________________________________________________________________________________________</w:t>
+      </w:r>
+    </w:p>
+    <w:p>
+      <w:pPr>
+        <w:spacing w:before="0" w:after="20"/>
+      </w:pPr>
+      <w:r>
+        <w:rPr>
+          <w:sz w:val="18"/>
+          <w:szCs w:val="18"/>
+          <w:color w:val="9AA3AA"/>
+        </w:rPr>
+        <w:t xml:space="preserve">____________________________________________________________________________________________</w:t>
+      </w:r>
+    </w:p>
+    <w:p>
+      <w:pPr>
+        <w:spacing w:before="0" w:after="20"/>
+      </w:pPr>
+      <w:r>
+        <w:rPr>
+          <w:sz w:val="18"/>
+          <w:szCs w:val="18"/>
+          <w:color w:val="9AA3AA"/>
+        </w:rPr>
+        <w:t xml:space="preserve">____________________________________________________________________________________________</w:t>
+      </w:r>
+    </w:p>
+    <w:p>
+      <w:pPr>
+        <w:spacing w:before="0" w:after="20"/>
+      </w:pPr>
+      <w:r>
+        <w:rPr>
+          <w:sz w:val="18"/>
+          <w:szCs w:val="18"/>
+          <w:color w:val="9AA3AA"/>
+        </w:rPr>
+        <w:t xml:space="preserve">____________________________________________________________________________________________</w:t>
+      </w:r>
+    </w:p>
+    <w:p>
+      <w:r>
+        <w:br w:type="page"/>
+      </w:r>
+    </w:p>
+    <w:p>
+      <w:pPr>
+        <w:spacing w:before="220" w:after="100"/>
+      </w:pPr>
+      <w:r>
+        <w:rPr>
+          <w:b/>
+          <w:sz w:val="30"/>
+          <w:szCs w:val="30"/>
+          <w:color w:val="123758"/>
+        </w:rPr>
+        <w:t xml:space="preserve">PROFESSIONAL FOLLOW-UP</w:t>
+      </w:r>
+    </w:p>
+    <w:p>
+      <w:pPr>
+        <w:spacing w:before="0" w:after="120"/>
+      </w:pPr>
+      <w:r>
+        <w:rPr>
+          <w:sz w:val="21"/>
+          <w:szCs w:val="21"/>
+        </w:rPr>
+        <w:t xml:space="preserve">A professional thank-you shows that you paid attention. Use something specific from the experience rather than writing only 'thank you for having us.'</w:t>
+      </w:r>
+    </w:p>
+    <w:p>
+      <w:pPr>
+        <w:spacing w:before="100" w:after="45"/>
+      </w:pPr>
+      <w:r>
+        <w:rPr>
+          <w:b/>
+          <w:sz w:val="21"/>
+          <w:szCs w:val="21"/>
+          <w:color w:val="123758"/>
+        </w:rPr>
+        <w:t xml:space="preserve">Thank you for...</w:t>
+      </w:r>
+    </w:p>
+    <w:p>
+      <w:pPr>
+        <w:spacing w:before="0" w:after="20"/>
+      </w:pPr>
+      <w:r>
+        <w:rPr>
+          <w:sz w:val="18"/>
+          <w:szCs w:val="18"/>
+          <w:color w:val="9AA3AA"/>
+        </w:rPr>
+        <w:t xml:space="preserve">____________________________________________________________________________________________</w:t>
+      </w:r>
+    </w:p>
+    <w:p>
+      <w:pPr>
+        <w:spacing w:before="0" w:after="20"/>
+      </w:pPr>
+      <w:r>
+        <w:rPr>
+          <w:sz w:val="18"/>
+          <w:szCs w:val="18"/>
+          <w:color w:val="9AA3AA"/>
+        </w:rPr>
+        <w:t xml:space="preserve">____________________________________________________________________________________________</w:t>
+      </w:r>
+    </w:p>
+    <w:p>
+      <w:pPr>
+        <w:spacing w:before="0" w:after="20"/>
+      </w:pPr>
+      <w:r>
+        <w:rPr>
+          <w:sz w:val="18"/>
+          <w:szCs w:val="18"/>
+          <w:color w:val="9AA3AA"/>
+        </w:rPr>
+        <w:t xml:space="preserve">____________________________________________________________________________________________</w:t>
+      </w:r>
+    </w:p>
+    <w:p>
+      <w:pPr>
+        <w:spacing w:before="100" w:after="45"/>
+      </w:pPr>
+      <w:r>
+        <w:rPr>
+          <w:b/>
+          <w:sz w:val="21"/>
+          <w:szCs w:val="21"/>
+          <w:color w:val="123758"/>
+        </w:rPr>
+        <w:t xml:space="preserve">Something I learned was...</w:t>
+      </w:r>
+    </w:p>
+    <w:p>
+      <w:pPr>
+        <w:spacing w:before="0" w:after="20"/>
+      </w:pPr>
+      <w:r>
+        <w:rPr>
+          <w:sz w:val="18"/>
+          <w:szCs w:val="18"/>
+          <w:color w:val="9AA3AA"/>
+        </w:rPr>
+        <w:t xml:space="preserve">____________________________________________________________________________________________</w:t>
+      </w:r>
+    </w:p>
+    <w:p>
+      <w:pPr>
+        <w:spacing w:before="0" w:after="20"/>
+      </w:pPr>
+      <w:r>
+        <w:rPr>
+          <w:sz w:val="18"/>
+          <w:szCs w:val="18"/>
+          <w:color w:val="9AA3AA"/>
+        </w:rPr>
+        <w:t xml:space="preserve">____________________________________________________________________________________________</w:t>
+      </w:r>
+    </w:p>
+    <w:p>
+      <w:pPr>
+        <w:spacing w:before="0" w:after="20"/>
+      </w:pPr>
+      <w:r>
+        <w:rPr>
+          <w:sz w:val="18"/>
+          <w:szCs w:val="18"/>
+          <w:color w:val="9AA3AA"/>
+        </w:rPr>
+        <w:t xml:space="preserve">____________________________________________________________________________________________</w:t>
+      </w:r>
+    </w:p>
+    <w:p>
+      <w:pPr>
+        <w:spacing w:before="100" w:after="45"/>
+      </w:pPr>
+      <w:r>
+        <w:rPr>
+          <w:b/>
+          <w:sz w:val="21"/>
+          <w:szCs w:val="21"/>
+          <w:color w:val="123758"/>
+        </w:rPr>
+        <w:t xml:space="preserve">Something that stood out to me was...</w:t>
+      </w:r>
+    </w:p>
+    <w:p>
+      <w:pPr>
+        <w:spacing w:before="0" w:after="20"/>
+      </w:pPr>
+      <w:r>
+        <w:rPr>
+          <w:sz w:val="18"/>
+          <w:szCs w:val="18"/>
+          <w:color w:val="9AA3AA"/>
+        </w:rPr>
+        <w:t xml:space="preserve">____________________________________________________________________________________________</w:t>
+      </w:r>
+    </w:p>
+    <w:p>
+      <w:pPr>
+        <w:spacing w:before="0" w:after="20"/>
+      </w:pPr>
+      <w:r>
+        <w:rPr>
+          <w:sz w:val="18"/>
+          <w:szCs w:val="18"/>
+          <w:color w:val="9AA3AA"/>
+        </w:rPr>
+        <w:t xml:space="preserve">____________________________________________________________________________________________</w:t>
+      </w:r>
+    </w:p>
+    <w:p>
+      <w:pPr>
+        <w:spacing w:before="0" w:after="20"/>
+      </w:pPr>
+      <w:r>
+        <w:rPr>
+          <w:sz w:val="18"/>
+          <w:szCs w:val="18"/>
+          <w:color w:val="9AA3AA"/>
+        </w:rPr>
+        <w:t xml:space="preserve">____________________________________________________________________________________________</w:t>
+      </w:r>
+    </w:p>
+    <w:p>
+      <w:pPr>
+        <w:spacing w:before="100" w:after="45"/>
+      </w:pPr>
+      <w:r>
+        <w:rPr>
+          <w:b/>
+          <w:sz w:val="21"/>
+          <w:szCs w:val="21"/>
+          <w:color w:val="123758"/>
+        </w:rPr>
+        <w:t xml:space="preserve">This experience helped me better understand...</w:t>
+      </w:r>
+    </w:p>
+    <w:p>
+      <w:pPr>
+        <w:spacing w:before="0" w:after="20"/>
+      </w:pPr>
+      <w:r>
+        <w:rPr>
+          <w:sz w:val="18"/>
+          <w:szCs w:val="18"/>
+          <w:color w:val="9AA3AA"/>
+        </w:rPr>
+        <w:t xml:space="preserve">____________________________________________________________________________________________</w:t>
+      </w:r>
+    </w:p>
+    <w:p>
+      <w:pPr>
+        <w:spacing w:before="0" w:after="20"/>
+      </w:pPr>
+      <w:r>
+        <w:rPr>
+          <w:sz w:val="18"/>
+          <w:szCs w:val="18"/>
+          <w:color w:val="9AA3AA"/>
+        </w:rPr>
+        <w:t xml:space="preserve">____________________________________________________________________________________________</w:t>
+      </w:r>
+    </w:p>
+    <w:p>
+      <w:pPr>
+        <w:spacing w:before="0" w:after="20"/>
+      </w:pPr>
+      <w:r>
+        <w:rPr>
+          <w:sz w:val="18"/>
+          <w:szCs w:val="18"/>
+          <w:color w:val="9AA3AA"/>
+        </w:rPr>
+        <w:t xml:space="preserve">____________________________________________________________________________________________</w:t>
+      </w:r>
+    </w:p>
+    <w:p>
+      <w:pPr>
+        <w:spacing w:before="180" w:after="80"/>
+      </w:pPr>
+      <w:r>
+        <w:rPr>
+          <w:b/>
+          <w:sz w:val="24"/>
+          <w:szCs w:val="24"/>
+          <w:color w:val="1B779E"/>
+        </w:rPr>
+        <w:t xml:space="preserve">MY THANK-YOU DRAFT</w:t>
+      </w:r>
+    </w:p>
+    <w:p>
+      <w:pPr>
+        <w:spacing w:before="100" w:after="45"/>
+      </w:pPr>
+      <w:r>
+        <w:rPr>
+          <w:b/>
+          <w:sz w:val="21"/>
+          <w:szCs w:val="21"/>
+          <w:color w:val="123758"/>
+        </w:rPr>
+        <w:t xml:space="preserve"/>
+      </w:r>
+    </w:p>
+    <w:p>
+      <w:pPr>
+        <w:spacing w:before="0" w:after="20"/>
+      </w:pPr>
+      <w:r>
+        <w:rPr>
+          <w:sz w:val="18"/>
+          <w:szCs w:val="18"/>
+          <w:color w:val="9AA3AA"/>
+        </w:rPr>
+        <w:t xml:space="preserve">____________________________________________________________________________________________</w:t>
+      </w:r>
+    </w:p>
+    <w:p>
+      <w:pPr>
+        <w:spacing w:before="0" w:after="20"/>
+      </w:pPr>
+      <w:r>
+        <w:rPr>
+          <w:sz w:val="18"/>
+          <w:szCs w:val="18"/>
+          <w:color w:val="9AA3AA"/>
+        </w:rPr>
+        <w:t xml:space="preserve">____________________________________________________________________________________________</w:t>
+      </w:r>
+    </w:p>
+    <w:p>
+      <w:pPr>
+        <w:spacing w:before="0" w:after="20"/>
+      </w:pPr>
+      <w:r>
+        <w:rPr>
+          <w:sz w:val="18"/>
+          <w:szCs w:val="18"/>
+          <w:color w:val="9AA3AA"/>
+        </w:rPr>
+        <w:t xml:space="preserve">____________________________________________________________________________________________</w:t>
+      </w:r>
+    </w:p>
+    <w:p>
+      <w:pPr>
+        <w:spacing w:before="0" w:after="20"/>
+      </w:pPr>
+      <w:r>
+        <w:rPr>
+          <w:sz w:val="18"/>
+          <w:szCs w:val="18"/>
+          <w:color w:val="9AA3AA"/>
+        </w:rPr>
+        <w:t xml:space="preserve">____________________________________________________________________________________________</w:t>
+      </w:r>
+    </w:p>
+    <w:p>
+      <w:pPr>
+        <w:spacing w:before="0" w:after="20"/>
+      </w:pPr>
+      <w:r>
+        <w:rPr>
+          <w:sz w:val="18"/>
+          <w:szCs w:val="18"/>
+          <w:color w:val="9AA3AA"/>
+        </w:rPr>
+        <w:t xml:space="preserve">____________________________________________________________________________________________</w:t>
+      </w:r>
+    </w:p>
+    <w:p>
+      <w:pPr>
+        <w:spacing w:before="0" w:after="20"/>
+      </w:pPr>
+      <w:r>
+        <w:rPr>
+          <w:sz w:val="18"/>
+          <w:szCs w:val="18"/>
+          <w:color w:val="9AA3AA"/>
+        </w:rPr>
+        <w:t xml:space="preserve">____________________________________________________________________________________________</w:t>
+      </w:r>
+    </w:p>
+    <w:p>
+      <w:pPr>
+        <w:spacing w:before="0" w:after="20"/>
+      </w:pPr>
+      <w:r>
+        <w:rPr>
+          <w:sz w:val="18"/>
+          <w:szCs w:val="18"/>
+          <w:color w:val="9AA3AA"/>
+        </w:rPr>
+        <w:t xml:space="preserve">____________________________________________________________________________________________</w:t>
+      </w:r>
+    </w:p>
+    <w:p>
+      <w:pPr>
+        <w:spacing w:before="0" w:after="20"/>
+      </w:pPr>
+      <w:r>
+        <w:rPr>
+          <w:sz w:val="18"/>
+          <w:szCs w:val="18"/>
+          <w:color w:val="9AA3AA"/>
+        </w:rPr>
+        <w:t xml:space="preserve">____________________________________________________________________________________________</w:t>
+      </w:r>
+    </w:p>
+    <w:p>
+      <w:pPr>
+        <w:spacing w:before="0" w:after="20"/>
+      </w:pPr>
+      <w:r>
+        <w:rPr>
+          <w:sz w:val="18"/>
+          <w:szCs w:val="18"/>
+          <w:color w:val="9AA3AA"/>
+        </w:rPr>
+        <w:t xml:space="preserve">____________________________________________________________________________________________</w:t>
+      </w:r>
+    </w:p>
+    <w:p>
+      <w:pPr>
+        <w:spacing w:before="220" w:after="100"/>
+      </w:pPr>
+      <w:r>
+        <w:rPr>
+          <w:b/>
+          <w:sz w:val="30"/>
+          <w:szCs w:val="30"/>
+          <w:color w:val="123758"/>
+        </w:rPr>
+        <w:t xml:space="preserve">WEEK 4 CLOSE</w:t>
+      </w:r>
+    </w:p>
+    <w:p>
+      <w:pPr>
+        <w:spacing w:before="100" w:after="45"/>
+      </w:pPr>
+      <w:r>
+        <w:rPr>
+          <w:b/>
+          <w:sz w:val="21"/>
+          <w:szCs w:val="21"/>
+          <w:color w:val="123758"/>
+        </w:rPr>
+        <w:t xml:space="preserve">I NOTICED...</w:t>
+      </w:r>
+    </w:p>
+    <w:p>
+      <w:pPr>
+        <w:spacing w:before="0" w:after="20"/>
+      </w:pPr>
+      <w:r>
+        <w:rPr>
+          <w:sz w:val="18"/>
+          <w:szCs w:val="18"/>
+          <w:color w:val="9AA3AA"/>
+        </w:rPr>
+        <w:t xml:space="preserve">____________________________________________________________________________________________</w:t>
+      </w:r>
+    </w:p>
+    <w:p>
+      <w:pPr>
+        <w:spacing w:before="0" w:after="20"/>
+      </w:pPr>
+      <w:r>
+        <w:rPr>
+          <w:sz w:val="18"/>
+          <w:szCs w:val="18"/>
+          <w:color w:val="9AA3AA"/>
+        </w:rPr>
+        <w:t xml:space="preserve">____________________________________________________________________________________________</w:t>
+      </w:r>
+    </w:p>
+    <w:p>
+      <w:pPr>
+        <w:spacing w:before="100" w:after="45"/>
+      </w:pPr>
+      <w:r>
+        <w:rPr>
+          <w:b/>
+          <w:sz w:val="21"/>
+          <w:szCs w:val="21"/>
+          <w:color w:val="123758"/>
+        </w:rPr>
+        <w:t xml:space="preserve">I LEARNED...</w:t>
+      </w:r>
+    </w:p>
+    <w:p>
+      <w:pPr>
+        <w:spacing w:before="0" w:after="20"/>
+      </w:pPr>
+      <w:r>
+        <w:rPr>
+          <w:sz w:val="18"/>
+          <w:szCs w:val="18"/>
+          <w:color w:val="9AA3AA"/>
+        </w:rPr>
+        <w:t xml:space="preserve">____________________________________________________________________________________________</w:t>
+      </w:r>
+    </w:p>
+    <w:p>
+      <w:pPr>
+        <w:spacing w:before="0" w:after="20"/>
+      </w:pPr>
+      <w:r>
+        <w:rPr>
+          <w:sz w:val="18"/>
+          <w:szCs w:val="18"/>
+          <w:color w:val="9AA3AA"/>
+        </w:rPr>
+        <w:t xml:space="preserve">____________________________________________________________________________________________</w:t>
+      </w:r>
+    </w:p>
+    <w:p>
+      <w:pPr>
+        <w:spacing w:before="100" w:after="45"/>
+      </w:pPr>
+      <w:r>
+        <w:rPr>
+          <w:b/>
+          <w:sz w:val="21"/>
+          <w:szCs w:val="21"/>
+          <w:color w:val="123758"/>
+        </w:rPr>
+        <w:t xml:space="preserve">I PRACTICED...</w:t>
+      </w:r>
+    </w:p>
+    <w:p>
+      <w:pPr>
+        <w:spacing w:before="0" w:after="20"/>
+      </w:pPr>
+      <w:r>
+        <w:rPr>
+          <w:sz w:val="18"/>
+          <w:szCs w:val="18"/>
+          <w:color w:val="9AA3AA"/>
+        </w:rPr>
+        <w:t xml:space="preserve">____________________________________________________________________________________________</w:t>
+      </w:r>
+    </w:p>
+    <w:p>
+      <w:pPr>
+        <w:spacing w:before="0" w:after="20"/>
+      </w:pPr>
+      <w:r>
+        <w:rPr>
+          <w:sz w:val="18"/>
+          <w:szCs w:val="18"/>
+          <w:color w:val="9AA3AA"/>
+        </w:rPr>
+        <w:t xml:space="preserve">____________________________________________________________________________________________</w:t>
+      </w:r>
+    </w:p>
+    <w:p>
+      <w:pPr>
+        <w:spacing w:before="100" w:after="45"/>
+      </w:pPr>
+      <w:r>
+        <w:rPr>
+          <w:b/>
+          <w:sz w:val="21"/>
+          <w:szCs w:val="21"/>
+          <w:color w:val="123758"/>
+        </w:rPr>
+        <w:t xml:space="preserve">I WILL IMPROVE...</w:t>
+      </w:r>
+    </w:p>
+    <w:p>
+      <w:pPr>
+        <w:spacing w:before="0" w:after="20"/>
+      </w:pPr>
+      <w:r>
+        <w:rPr>
+          <w:sz w:val="18"/>
+          <w:szCs w:val="18"/>
+          <w:color w:val="9AA3AA"/>
+        </w:rPr>
+        <w:t xml:space="preserve">____________________________________________________________________________________________</w:t>
+      </w:r>
+    </w:p>
+    <w:p>
+      <w:pPr>
+        <w:spacing w:before="0" w:after="20"/>
+      </w:pPr>
+      <w:r>
+        <w:rPr>
+          <w:sz w:val="18"/>
+          <w:szCs w:val="18"/>
+          <w:color w:val="9AA3AA"/>
+        </w:rPr>
+        <w:t xml:space="preserve">____________________________________________________________________________________________</w:t>
+      </w:r>
+    </w:p>
+    <w:p>
+      <w:pPr>
+        <w:spacing w:before="100" w:after="45"/>
+      </w:pPr>
+      <w:r>
+        <w:rPr>
+          <w:b/>
+          <w:sz w:val="21"/>
+          <w:szCs w:val="21"/>
+          <w:color w:val="123758"/>
+        </w:rPr>
+        <w:t xml:space="preserve">NOW I WANT TO KNOW...</w:t>
+      </w:r>
+    </w:p>
+    <w:p>
+      <w:pPr>
+        <w:spacing w:before="0" w:after="20"/>
+      </w:pPr>
+      <w:r>
+        <w:rPr>
+          <w:sz w:val="18"/>
+          <w:szCs w:val="18"/>
+          <w:color w:val="9AA3AA"/>
+        </w:rPr>
+        <w:t xml:space="preserve">____________________________________________________________________________________________</w:t>
+      </w:r>
+    </w:p>
+    <w:p>
+      <w:pPr>
+        <w:spacing w:before="0" w:after="20"/>
+      </w:pPr>
+      <w:r>
+        <w:rPr>
+          <w:sz w:val="18"/>
+          <w:szCs w:val="18"/>
+          <w:color w:val="9AA3AA"/>
+        </w:rPr>
+        <w:t xml:space="preserve">____________________________________________________________________________________________</w:t>
+      </w:r>
+    </w:p>
+    <w:p>
+      <w:pPr>
         <w:jc w:val="center"/>
-        <w:tblLook w:firstColumn="1" w:firstRow="1" w:lastColumn="0" w:lastRow="0" w:noHBand="0" w:noVBand="1" w:val="04A0"/>
-      </w:tblPr>
-      <w:tblGrid>
-        <w:gridCol w:w="10224"/>
-      </w:tblGrid>
-      <w:tr>
-        <w:tc>
-          <w:tcPr>
-            <w:tcW w:type="dxa" w:w="10224"/>
-            <w:shd w:fill="FFF3C4"/>
-            <w:vAlign w:val="center"/>
-          </w:tcPr>
-          <w:p>
-            <w:r>
-              <w:rPr>
-                <w:b/>
-                <w:color w:val="0D1B3D"/>
-              </w:rPr>
-              <w:t xml:space="preserve">Today’s Goal: </w:t>
-            </w:r>
-            <w:r>
-              <w:t>Identify behaviors that build or weaken professional trust.</w:t>
-            </w:r>
-          </w:p>
-        </w:tc>
-      </w:tr>
-    </w:tbl>
-    <w:p>
-      <w:pPr>
-        <w:pStyle w:val="Heading2"/>
-      </w:pPr>
-      <w:r>
-        <w:t>Start Here</w:t>
-      </w:r>
-    </w:p>
-    <w:p>
-      <w:r>
-        <w:t>What do I already know or believe about today’s topic?</w:t>
-        <w:br/>
-        <w:br/>
-        <w:t>________________________________________________________________________________</w:t>
-        <w:br/>
-        <w:t>________________________________________________________________________________</w:t>
-      </w:r>
-    </w:p>
-    <w:p>
-      <w:pPr>
-        <w:pStyle w:val="Heading2"/>
-      </w:pPr>
-      <w:r>
-        <w:t>Active Experience</w:t>
-      </w:r>
-    </w:p>
-    <w:p>
-      <w:r>
-        <w:t>Trust Deposit or Withdrawal movement activity and Professional Choice Audit.</w:t>
-      </w:r>
-    </w:p>
-    <w:p>
-      <w:pPr>
-        <w:pStyle w:val="Heading2"/>
-      </w:pPr>
-      <w:r>
-        <w:t>My Notes and Evidence</w:t>
-      </w:r>
-    </w:p>
-    <w:p>
-      <w:r>
-        <w:t>What happened?</w:t>
-        <w:br/>
-        <w:br/>
-        <w:t>________________________________________________________________________________</w:t>
-        <w:br/>
-        <w:t>________________________________________________________________________________</w:t>
-        <w:br/>
-        <w:br/>
-        <w:t>What did I do?</w:t>
-        <w:br/>
-        <w:br/>
-        <w:t>________________________________________________________________________________</w:t>
-        <w:br/>
-        <w:t>________________________________________________________________________________</w:t>
-        <w:br/>
-        <w:br/>
-        <w:t>What skill did I demonstrate? What evidence proves it?</w:t>
-        <w:br/>
-        <w:br/>
-        <w:t>________________________________________________________________________________</w:t>
-        <w:br/>
-        <w:t>________________________________________________________________________________</w:t>
-      </w:r>
-    </w:p>
-    <w:p>
-      <w:pPr>
-        <w:pStyle w:val="Heading2"/>
-      </w:pPr>
-      <w:r>
-        <w:t>Internship Connection</w:t>
-      </w:r>
-    </w:p>
-    <w:p>
-      <w:r>
-        <w:t>How would this skill or system help me during an internship?</w:t>
-        <w:br/>
-        <w:br/>
-        <w:t>________________________________________________________________________________</w:t>
-        <w:br/>
-        <w:t>________________________________________________________________________________</w:t>
-      </w:r>
-    </w:p>
-    <w:p>
-      <w:pPr>
-        <w:pStyle w:val="Heading2"/>
-      </w:pPr>
-      <w:r>
-        <w:t>Team Feedback</w:t>
-      </w:r>
-    </w:p>
-    <w:p>
-      <w:r>
-        <w:t>One strength someone observed in me:</w:t>
-        <w:br/>
-        <w:br/>
-        <w:t>________________________________________________________________________________</w:t>
-        <w:br/>
-        <w:br/>
-        <w:t>One action I will improve in the next attempt:</w:t>
-        <w:br/>
-        <w:br/>
-        <w:t>________________________________________________________________________________</w:t>
-      </w:r>
-    </w:p>
-    <w:p>
-      <w:pPr>
-        <w:pStyle w:val="Heading2"/>
-      </w:pPr>
-      <w:r>
-        <w:t>Exit Reflection</w:t>
-      </w:r>
-    </w:p>
-    <w:p>
-      <w:r>
-        <w:t>What did I learn today, and what will I do differently?</w:t>
-        <w:br/>
-        <w:br/>
-        <w:t>________________________________________________________________________________</w:t>
-        <w:br/>
-        <w:t>________________________________________________________________________________</w:t>
-        <w:br/>
-        <w:t>________________________________________________________________________________</w:t>
-      </w:r>
-    </w:p>
-    <w:p>
-      <w:r>
-        <w:br w:type="page"/>
-      </w:r>
-    </w:p>
-    <w:p>
-      <w:pPr>
-        <w:pStyle w:val="Heading1"/>
-      </w:pPr>
-      <w:r>
-        <w:t>Day 2: Own the Mistake, Protect the Trust</w:t>
-      </w:r>
-    </w:p>
-    <w:tbl>
-      <w:tblPr>
-        <w:tblW w:type="auto" w:w="0"/>
-        <w:jc w:val="center"/>
-        <w:tblLook w:firstColumn="1" w:firstRow="1" w:lastColumn="0" w:lastRow="0" w:noHBand="0" w:noVBand="1" w:val="04A0"/>
-      </w:tblPr>
-      <w:tblGrid>
-        <w:gridCol w:w="10224"/>
-      </w:tblGrid>
-      <w:tr>
-        <w:tc>
-          <w:tcPr>
-            <w:tcW w:type="dxa" w:w="10224"/>
-            <w:shd w:fill="FFF3C4"/>
-            <w:vAlign w:val="center"/>
-          </w:tcPr>
-          <w:p>
-            <w:r>
-              <w:rPr>
-                <w:b/>
-                <w:color w:val="0D1B3D"/>
-              </w:rPr>
-              <w:t xml:space="preserve">Today’s Goal: </w:t>
-            </w:r>
-            <w:r>
-              <w:t>Respond to errors with honesty and solutions.</w:t>
-            </w:r>
-          </w:p>
-        </w:tc>
-      </w:tr>
-    </w:tbl>
-    <w:p>
-      <w:pPr>
-        <w:pStyle w:val="Heading2"/>
-      </w:pPr>
-      <w:r>
-        <w:t>Start Here</w:t>
-      </w:r>
-    </w:p>
-    <w:p>
-      <w:r>
-        <w:t>What do I already know or believe about today’s topic?</w:t>
-        <w:br/>
-        <w:br/>
-        <w:t>________________________________________________________________________________</w:t>
-        <w:br/>
-        <w:t>________________________________________________________________________________</w:t>
-      </w:r>
-    </w:p>
-    <w:p>
-      <w:pPr>
-        <w:pStyle w:val="Heading2"/>
-      </w:pPr>
-      <w:r>
-        <w:t>Active Experience</w:t>
-      </w:r>
-    </w:p>
-    <w:p>
-      <w:r>
-        <w:t>Accountability framework and role-play scenarios.</w:t>
-      </w:r>
-    </w:p>
-    <w:p>
-      <w:pPr>
-        <w:pStyle w:val="Heading2"/>
-      </w:pPr>
-      <w:r>
-        <w:t>My Notes and Evidence</w:t>
-      </w:r>
-    </w:p>
-    <w:p>
-      <w:r>
-        <w:t>What happened?</w:t>
-        <w:br/>
-        <w:br/>
-        <w:t>________________________________________________________________________________</w:t>
-        <w:br/>
-        <w:t>________________________________________________________________________________</w:t>
-        <w:br/>
-        <w:br/>
-        <w:t>What did I do?</w:t>
-        <w:br/>
-        <w:br/>
-        <w:t>________________________________________________________________________________</w:t>
-        <w:br/>
-        <w:t>________________________________________________________________________________</w:t>
-        <w:br/>
-        <w:br/>
-        <w:t>What skill did I demonstrate? What evidence proves it?</w:t>
-        <w:br/>
-        <w:br/>
-        <w:t>________________________________________________________________________________</w:t>
-        <w:br/>
-        <w:t>________________________________________________________________________________</w:t>
-      </w:r>
-    </w:p>
-    <w:p>
-      <w:pPr>
-        <w:pStyle w:val="Heading2"/>
-      </w:pPr>
-      <w:r>
-        <w:t>Internship Connection</w:t>
-      </w:r>
-    </w:p>
-    <w:p>
-      <w:r>
-        <w:t>How would this skill or system help me during an internship?</w:t>
-        <w:br/>
-        <w:br/>
-        <w:t>________________________________________________________________________________</w:t>
-        <w:br/>
-        <w:t>________________________________________________________________________________</w:t>
-      </w:r>
-    </w:p>
-    <w:p>
-      <w:pPr>
-        <w:pStyle w:val="Heading2"/>
-      </w:pPr>
-      <w:r>
-        <w:t>Team Feedback</w:t>
-      </w:r>
-    </w:p>
-    <w:p>
-      <w:r>
-        <w:t>One strength someone observed in me:</w:t>
-        <w:br/>
-        <w:br/>
-        <w:t>________________________________________________________________________________</w:t>
-        <w:br/>
-        <w:br/>
-        <w:t>One action I will improve in the next attempt:</w:t>
-        <w:br/>
-        <w:br/>
-        <w:t>________________________________________________________________________________</w:t>
-      </w:r>
-    </w:p>
-    <w:p>
-      <w:pPr>
-        <w:pStyle w:val="Heading2"/>
-      </w:pPr>
-      <w:r>
-        <w:t>Exit Reflection</w:t>
-      </w:r>
-    </w:p>
-    <w:p>
-      <w:r>
-        <w:t>What did I learn today, and what will I do differently?</w:t>
-        <w:br/>
-        <w:br/>
-        <w:t>________________________________________________________________________________</w:t>
-        <w:br/>
-        <w:t>________________________________________________________________________________</w:t>
-        <w:br/>
-        <w:t>________________________________________________________________________________</w:t>
-      </w:r>
-    </w:p>
-    <w:p>
-      <w:r>
-        <w:br w:type="page"/>
-      </w:r>
-    </w:p>
-    <w:p>
-      <w:pPr>
-        <w:pStyle w:val="Heading1"/>
-      </w:pPr>
-      <w:r>
-        <w:t>Day 3: How Work Moves</w:t>
-      </w:r>
-    </w:p>
-    <w:tbl>
-      <w:tblPr>
-        <w:tblW w:type="auto" w:w="0"/>
-        <w:jc w:val="center"/>
-        <w:tblLook w:firstColumn="1" w:firstRow="1" w:lastColumn="0" w:lastRow="0" w:noHBand="0" w:noVBand="1" w:val="04A0"/>
-      </w:tblPr>
-      <w:tblGrid>
-        <w:gridCol w:w="10224"/>
-      </w:tblGrid>
-      <w:tr>
-        <w:tc>
-          <w:tcPr>
-            <w:tcW w:type="dxa" w:w="10224"/>
-            <w:shd w:fill="FFF3C4"/>
-            <w:vAlign w:val="center"/>
-          </w:tcPr>
-          <w:p>
-            <w:r>
-              <w:rPr>
-                <w:b/>
-                <w:color w:val="0D1B3D"/>
-              </w:rPr>
-              <w:t xml:space="preserve">Today’s Goal: </w:t>
-            </w:r>
-            <w:r>
-              <w:t>Map workflows and identify failure points.</w:t>
-            </w:r>
-          </w:p>
-        </w:tc>
-      </w:tr>
-    </w:tbl>
-    <w:p>
-      <w:pPr>
-        <w:pStyle w:val="Heading2"/>
-      </w:pPr>
-      <w:r>
-        <w:t>Start Here</w:t>
-      </w:r>
-    </w:p>
-    <w:p>
-      <w:r>
-        <w:t>What do I already know or believe about today’s topic?</w:t>
-        <w:br/>
-        <w:br/>
-        <w:t>________________________________________________________________________________</w:t>
-        <w:br/>
-        <w:t>________________________________________________________________________________</w:t>
-      </w:r>
-    </w:p>
-    <w:p>
-      <w:pPr>
-        <w:pStyle w:val="Heading2"/>
-      </w:pPr>
-      <w:r>
-        <w:t>Active Experience</w:t>
-      </w:r>
-    </w:p>
-    <w:p>
-      <w:r>
-        <w:t>Healthcare appointment, manufacturing order, school event, or community project workflow map with disruption.</w:t>
-      </w:r>
-    </w:p>
-    <w:p>
-      <w:pPr>
-        <w:pStyle w:val="Heading2"/>
-      </w:pPr>
-      <w:r>
-        <w:t>My Notes and Evidence</w:t>
-      </w:r>
-    </w:p>
-    <w:p>
-      <w:r>
-        <w:t>What happened?</w:t>
-        <w:br/>
-        <w:br/>
-        <w:t>________________________________________________________________________________</w:t>
-        <w:br/>
-        <w:t>________________________________________________________________________________</w:t>
-        <w:br/>
-        <w:br/>
-        <w:t>What did I do?</w:t>
-        <w:br/>
-        <w:br/>
-        <w:t>________________________________________________________________________________</w:t>
-        <w:br/>
-        <w:t>________________________________________________________________________________</w:t>
-        <w:br/>
-        <w:br/>
-        <w:t>What skill did I demonstrate? What evidence proves it?</w:t>
-        <w:br/>
-        <w:br/>
-        <w:t>________________________________________________________________________________</w:t>
-        <w:br/>
-        <w:t>________________________________________________________________________________</w:t>
-      </w:r>
-    </w:p>
-    <w:p>
-      <w:pPr>
-        <w:pStyle w:val="Heading2"/>
-      </w:pPr>
-      <w:r>
-        <w:t>Internship Connection</w:t>
-      </w:r>
-    </w:p>
-    <w:p>
-      <w:r>
-        <w:t>How would this skill or system help me during an internship?</w:t>
-        <w:br/>
-        <w:br/>
-        <w:t>________________________________________________________________________________</w:t>
-        <w:br/>
-        <w:t>________________________________________________________________________________</w:t>
-      </w:r>
-    </w:p>
-    <w:p>
-      <w:pPr>
-        <w:pStyle w:val="Heading2"/>
-      </w:pPr>
-      <w:r>
-        <w:t>Team Feedback</w:t>
-      </w:r>
-    </w:p>
-    <w:p>
-      <w:r>
-        <w:t>One strength someone observed in me:</w:t>
-        <w:br/>
-        <w:br/>
-        <w:t>________________________________________________________________________________</w:t>
-        <w:br/>
-        <w:br/>
-        <w:t>One action I will improve in the next attempt:</w:t>
-        <w:br/>
-        <w:br/>
-        <w:t>________________________________________________________________________________</w:t>
-      </w:r>
-    </w:p>
-    <w:p>
-      <w:pPr>
-        <w:pStyle w:val="Heading2"/>
-      </w:pPr>
-      <w:r>
-        <w:t>Exit Reflection</w:t>
-      </w:r>
-    </w:p>
-    <w:p>
-      <w:r>
-        <w:t>What did I learn today, and what will I do differently?</w:t>
-        <w:br/>
-        <w:br/>
-        <w:t>________________________________________________________________________________</w:t>
-        <w:br/>
-        <w:t>________________________________________________________________________________</w:t>
-        <w:br/>
-        <w:t>________________________________________________________________________________</w:t>
-      </w:r>
-    </w:p>
-    <w:p>
-      <w:r>
-        <w:br w:type="page"/>
-      </w:r>
-    </w:p>
-    <w:p>
-      <w:pPr>
-        <w:pStyle w:val="Heading1"/>
-      </w:pPr>
-      <w:r>
-        <w:t>Day 4: CRM Lab 1: Never Rely on Memory Alone</w:t>
-      </w:r>
-    </w:p>
-    <w:tbl>
-      <w:tblPr>
-        <w:tblW w:type="auto" w:w="0"/>
-        <w:jc w:val="center"/>
-        <w:tblLook w:firstColumn="1" w:firstRow="1" w:lastColumn="0" w:lastRow="0" w:noHBand="0" w:noVBand="1" w:val="04A0"/>
-      </w:tblPr>
-      <w:tblGrid>
-        <w:gridCol w:w="10224"/>
-      </w:tblGrid>
-      <w:tr>
-        <w:tc>
-          <w:tcPr>
-            <w:tcW w:type="dxa" w:w="10224"/>
-            <w:shd w:fill="FFF3C4"/>
-            <w:vAlign w:val="center"/>
-          </w:tcPr>
-          <w:p>
-            <w:r>
-              <w:rPr>
-                <w:b/>
-                <w:color w:val="0D1B3D"/>
-              </w:rPr>
-              <w:t xml:space="preserve">Today’s Goal: </w:t>
-            </w:r>
-            <w:r>
-              <w:t>Use basic CRM records to organize relationships and follow-up.</w:t>
-            </w:r>
-          </w:p>
-        </w:tc>
-      </w:tr>
-    </w:tbl>
-    <w:p>
-      <w:pPr>
-        <w:pStyle w:val="Heading2"/>
-      </w:pPr>
-      <w:r>
-        <w:t>Start Here</w:t>
-      </w:r>
-    </w:p>
-    <w:p>
-      <w:r>
-        <w:t>What do I already know or believe about today’s topic?</w:t>
-        <w:br/>
-        <w:br/>
-        <w:t>________________________________________________________________________________</w:t>
-        <w:br/>
-        <w:t>________________________________________________________________________________</w:t>
-      </w:r>
-    </w:p>
-    <w:p>
-      <w:pPr>
-        <w:pStyle w:val="Heading2"/>
-      </w:pPr>
-      <w:r>
-        <w:t>Active Experience</w:t>
-      </w:r>
-    </w:p>
-    <w:p>
-      <w:r>
-        <w:t>Facilitator demo and student practice with fictional company, contact, note, task, due date, and activity.</w:t>
-      </w:r>
-    </w:p>
-    <w:p>
-      <w:pPr>
-        <w:pStyle w:val="Heading2"/>
-      </w:pPr>
-      <w:r>
-        <w:t>My Notes and Evidence</w:t>
-      </w:r>
-    </w:p>
-    <w:p>
-      <w:r>
-        <w:t>What happened?</w:t>
-        <w:br/>
-        <w:br/>
-        <w:t>________________________________________________________________________________</w:t>
-        <w:br/>
-        <w:t>________________________________________________________________________________</w:t>
-        <w:br/>
-        <w:br/>
-        <w:t>What did I do?</w:t>
-        <w:br/>
-        <w:br/>
-        <w:t>________________________________________________________________________________</w:t>
-        <w:br/>
-        <w:t>________________________________________________________________________________</w:t>
-        <w:br/>
-        <w:br/>
-        <w:t>What skill did I demonstrate? What evidence proves it?</w:t>
-        <w:br/>
-        <w:br/>
-        <w:t>________________________________________________________________________________</w:t>
-        <w:br/>
-        <w:t>________________________________________________________________________________</w:t>
-      </w:r>
-    </w:p>
-    <w:p>
-      <w:pPr>
-        <w:pStyle w:val="Heading2"/>
-      </w:pPr>
-      <w:r>
-        <w:t>Internship Connection</w:t>
-      </w:r>
-    </w:p>
-    <w:p>
-      <w:r>
-        <w:t>How would this skill or system help me during an internship?</w:t>
-        <w:br/>
-        <w:br/>
-        <w:t>________________________________________________________________________________</w:t>
-        <w:br/>
-        <w:t>________________________________________________________________________________</w:t>
-      </w:r>
-    </w:p>
-    <w:p>
-      <w:pPr>
-        <w:pStyle w:val="Heading2"/>
-      </w:pPr>
-      <w:r>
-        <w:t>Team Feedback</w:t>
-      </w:r>
-    </w:p>
-    <w:p>
-      <w:r>
-        <w:t>One strength someone observed in me:</w:t>
-        <w:br/>
-        <w:br/>
-        <w:t>________________________________________________________________________________</w:t>
-        <w:br/>
-        <w:br/>
-        <w:t>One action I will improve in the next attempt:</w:t>
-        <w:br/>
-        <w:br/>
-        <w:t>________________________________________________________________________________</w:t>
-      </w:r>
-    </w:p>
-    <w:p>
-      <w:pPr>
-        <w:pStyle w:val="Heading2"/>
-      </w:pPr>
-      <w:r>
-        <w:t>Exit Reflection</w:t>
-      </w:r>
-    </w:p>
-    <w:p>
-      <w:r>
-        <w:t>What did I learn today, and what will I do differently?</w:t>
-        <w:br/>
-        <w:br/>
-        <w:t>________________________________________________________________________________</w:t>
-        <w:br/>
-        <w:t>________________________________________________________________________________</w:t>
-        <w:br/>
-        <w:t>________________________________________________________________________________</w:t>
-      </w:r>
-    </w:p>
-    <w:p>
-      <w:r>
-        <w:br w:type="page"/>
-      </w:r>
-    </w:p>
-    <w:p>
-      <w:pPr>
-        <w:pStyle w:val="Heading1"/>
-      </w:pPr>
-      <w:r>
-        <w:t>Day 5: Internship Readiness Simulation</w:t>
-      </w:r>
-    </w:p>
-    <w:tbl>
-      <w:tblPr>
-        <w:tblW w:type="auto" w:w="0"/>
-        <w:jc w:val="center"/>
-        <w:tblLook w:firstColumn="1" w:firstRow="1" w:lastColumn="0" w:lastRow="0" w:noHBand="0" w:noVBand="1" w:val="04A0"/>
-      </w:tblPr>
-      <w:tblGrid>
-        <w:gridCol w:w="10224"/>
-      </w:tblGrid>
-      <w:tr>
-        <w:tc>
-          <w:tcPr>
-            <w:tcW w:type="dxa" w:w="10224"/>
-            <w:shd w:fill="FFF3C4"/>
-            <w:vAlign w:val="center"/>
-          </w:tcPr>
-          <w:p>
-            <w:r>
-              <w:rPr>
-                <w:b/>
-                <w:color w:val="0D1B3D"/>
-              </w:rPr>
-              <w:t xml:space="preserve">Today’s Goal: </w:t>
-            </w:r>
-            <w:r>
-              <w:t>Integrate reliability, workflow, communication, and CRM habits.</w:t>
-            </w:r>
-          </w:p>
-        </w:tc>
-      </w:tr>
-    </w:tbl>
-    <w:p>
-      <w:pPr>
-        <w:pStyle w:val="Heading2"/>
-      </w:pPr>
-      <w:r>
-        <w:t>Start Here</w:t>
-      </w:r>
-    </w:p>
-    <w:p>
-      <w:r>
-        <w:t>What do I already know or believe about today’s topic?</w:t>
-        <w:br/>
-        <w:br/>
-        <w:t>________________________________________________________________________________</w:t>
-        <w:br/>
-        <w:t>________________________________________________________________________________</w:t>
-      </w:r>
-    </w:p>
-    <w:p>
-      <w:pPr>
-        <w:pStyle w:val="Heading2"/>
-      </w:pPr>
-      <w:r>
-        <w:t>Active Experience</w:t>
-      </w:r>
-    </w:p>
-    <w:p>
-      <w:r>
-        <w:t>Plan an industry tour, assign owners, create records, write confirmation, prepare questions, handle disruptions, and deliver a status update.</w:t>
-      </w:r>
-    </w:p>
-    <w:p>
-      <w:pPr>
-        <w:pStyle w:val="Heading2"/>
-      </w:pPr>
-      <w:r>
-        <w:t>My Notes and Evidence</w:t>
-      </w:r>
-    </w:p>
-    <w:p>
-      <w:r>
-        <w:t>What happened?</w:t>
-        <w:br/>
-        <w:br/>
-        <w:t>________________________________________________________________________________</w:t>
-        <w:br/>
-        <w:t>________________________________________________________________________________</w:t>
-        <w:br/>
-        <w:br/>
-        <w:t>What did I do?</w:t>
-        <w:br/>
-        <w:br/>
-        <w:t>________________________________________________________________________________</w:t>
-        <w:br/>
-        <w:t>________________________________________________________________________________</w:t>
-        <w:br/>
-        <w:br/>
-        <w:t>What skill did I demonstrate? What evidence proves it?</w:t>
-        <w:br/>
-        <w:br/>
-        <w:t>________________________________________________________________________________</w:t>
-        <w:br/>
-        <w:t>________________________________________________________________________________</w:t>
-      </w:r>
-    </w:p>
-    <w:p>
-      <w:pPr>
-        <w:pStyle w:val="Heading2"/>
-      </w:pPr>
-      <w:r>
-        <w:t>Internship Connection</w:t>
-      </w:r>
-    </w:p>
-    <w:p>
-      <w:r>
-        <w:t>How would this skill or system help me during an internship?</w:t>
-        <w:br/>
-        <w:br/>
-        <w:t>________________________________________________________________________________</w:t>
-        <w:br/>
-        <w:t>________________________________________________________________________________</w:t>
-      </w:r>
-    </w:p>
-    <w:p>
-      <w:pPr>
-        <w:pStyle w:val="Heading2"/>
-      </w:pPr>
-      <w:r>
-        <w:t>Team Feedback</w:t>
-      </w:r>
-    </w:p>
-    <w:p>
-      <w:r>
-        <w:t>One strength someone observed in me:</w:t>
-        <w:br/>
-        <w:br/>
-        <w:t>________________________________________________________________________________</w:t>
-        <w:br/>
-        <w:br/>
-        <w:t>One action I will improve in the next attempt:</w:t>
-        <w:br/>
-        <w:br/>
-        <w:t>________________________________________________________________________________</w:t>
-      </w:r>
-    </w:p>
-    <w:p>
-      <w:pPr>
-        <w:pStyle w:val="Heading2"/>
-      </w:pPr>
-      <w:r>
-        <w:t>Exit Reflection</w:t>
-      </w:r>
-    </w:p>
-    <w:p>
-      <w:r>
-        <w:t>What did I learn today, and what will I do differently?</w:t>
-        <w:br/>
-        <w:br/>
-        <w:t>________________________________________________________________________________</w:t>
-        <w:br/>
-        <w:t>________________________________________________________________________________</w:t>
-        <w:br/>
-        <w:t>________________________________________________________________________________</w:t>
-      </w:r>
-    </w:p>
-    <w:p>
-      <w:r>
-        <w:br w:type="page"/>
-      </w:r>
-    </w:p>
-    <w:p>
-      <w:pPr>
-        <w:pStyle w:val="Heading1"/>
-      </w:pPr>
-      <w:r>
-        <w:t>Role Play</w:t>
-      </w:r>
-    </w:p>
-    <w:p>
-      <w:r>
-        <w:t>Own It, Facts, Impact, Solution, Next Step accountability conversation.</w:t>
-      </w:r>
-    </w:p>
-    <w:p>
-      <w:r>
-        <w:t>Observer evidence:</w:t>
-        <w:br/>
-        <w:br/>
-        <w:t>________________________________________________________________________________</w:t>
-        <w:br/>
-        <w:t>________________________________________________________________________________</w:t>
-      </w:r>
-    </w:p>
-    <w:p>
-      <w:pPr>
-        <w:pStyle w:val="Heading1"/>
-      </w:pPr>
-      <w:r>
-        <w:t>Improv / Adaptability</w:t>
-      </w:r>
-    </w:p>
-    <w:p>
-      <w:r>
-        <w:t>Change of Plan: new deadline, absent teammate, technology failure, or changed customer request.</w:t>
-      </w:r>
-    </w:p>
-    <w:p>
-      <w:r>
-        <w:t>What helped me continue when the plan changed?</w:t>
-        <w:br/>
-        <w:br/>
-        <w:t>________________________________________________________________________________</w:t>
-      </w:r>
-    </w:p>
-    <w:p>
-      <w:pPr>
-        <w:pStyle w:val="Heading1"/>
-      </w:pPr>
-      <w:r>
-        <w:t>Case Scenario</w:t>
-      </w:r>
-    </w:p>
-    <w:p>
-      <w:r>
-        <w:t>An internship candidate misses an interview because the invitation was not confirmed, no reminder was set, and no follow-up occurred. Teams redesign the workflow.</w:t>
-      </w:r>
-    </w:p>
-    <w:p>
-      <w:r>
-        <w:t>Problem:</w:t>
-        <w:br/>
-        <w:br/>
-        <w:t>________________________________________________________________________________</w:t>
-        <w:br/>
-        <w:br/>
-        <w:t>Evidence:</w:t>
-        <w:br/>
-        <w:br/>
-        <w:t>________________________________________________________________________________</w:t>
-        <w:br/>
-        <w:br/>
-        <w:t>Recommendation:</w:t>
-        <w:br/>
-        <w:br/>
-        <w:t>________________________________________________________________________________</w:t>
-      </w:r>
-    </w:p>
-    <w:p>
-      <w:pPr>
-        <w:pStyle w:val="Heading1"/>
-      </w:pPr>
-      <w:r>
-        <w:t>AI Activity</w:t>
-      </w:r>
-    </w:p>
-    <w:p>
-      <w:r>
-        <w:t>Evaluate an AI-drafted apology or status update for ownership, clarity, privacy, tone, and next step.</w:t>
-      </w:r>
-    </w:p>
-    <w:p>
-      <w:pPr>
-        <w:pStyle w:val="ListBullet"/>
-      </w:pPr>
-      <w:r>
-        <w:t>Do not enter private information.</w:t>
-      </w:r>
-    </w:p>
-    <w:p>
-      <w:pPr>
-        <w:pStyle w:val="ListBullet"/>
-      </w:pPr>
-      <w:r>
-        <w:t>Check every claim for accuracy.</w:t>
-      </w:r>
-    </w:p>
-    <w:p>
-      <w:pPr>
-        <w:pStyle w:val="ListBullet"/>
-      </w:pPr>
-      <w:r>
-        <w:t>Keep your own voice.</w:t>
-      </w:r>
-    </w:p>
-    <w:p>
-      <w:pPr>
-        <w:pStyle w:val="ListBullet"/>
-      </w:pPr>
-      <w:r>
-        <w:t>Disclose AI assistance when required.</w:t>
-      </w:r>
-    </w:p>
-    <w:p>
-      <w:pPr>
-        <w:pStyle w:val="ListBullet"/>
-      </w:pPr>
-      <w:r>
-        <w:t>Save the final human-revised version.</w:t>
-      </w:r>
-    </w:p>
-    <w:p>
-      <w:pPr>
-        <w:pStyle w:val="Heading1"/>
-      </w:pPr>
-      <w:r>
-        <w:t>LinkedIn / Professional Presence Lab</w:t>
-      </w:r>
-    </w:p>
-    <w:p>
-      <w:r>
-        <w:t>Profile checkpoint: verify headline, About section, education, projects, service, skills, and privacy settings before tours.</w:t>
-      </w:r>
-    </w:p>
-    <w:p>
-      <w:r>
-        <w:t>My draft or update:</w:t>
-        <w:br/>
-        <w:br/>
-        <w:t>________________________________________________________________________________</w:t>
-        <w:br/>
-        <w:t>________________________________________________________________________________</w:t>
-        <w:br/>
-        <w:t>________________________________________________________________________________</w:t>
-      </w:r>
-    </w:p>
-    <w:p>
-      <w:pPr>
-        <w:pStyle w:val="Heading1"/>
-      </w:pPr>
-      <w:r>
-        <w:t>CRM / Workplace Systems Lab</w:t>
-      </w:r>
-    </w:p>
-    <w:p>
-      <w:r>
-        <w:t>HubSpot or classroom CRM lab: company, contact, note, task, activity, due date, owner, status, and follow-up using fictional data.</w:t>
-      </w:r>
-    </w:p>
-    <w:p>
-      <w:r>
-        <w:t>Record created or workflow practiced:</w:t>
-        <w:br/>
-        <w:br/>
-        <w:t>________________________________________________________________________________</w:t>
-        <w:br/>
-        <w:br/>
-        <w:t>Follow-up task and due date:</w:t>
-        <w:br/>
-        <w:br/>
-        <w:t>________________________________________________________________________________</w:t>
-      </w:r>
-    </w:p>
-    <w:p>
-      <w:pPr>
-        <w:pStyle w:val="Heading1"/>
-      </w:pPr>
-      <w:r>
-        <w:t>Speaker / Professional Connection</w:t>
-      </w:r>
-    </w:p>
-    <w:p>
-      <w:r>
-        <w:t>Operations manager, project manager, HR leader, healthcare administrator, manufacturing supervisor, customer-success leader, or internship coordinator.</w:t>
-      </w:r>
-    </w:p>
-    <w:p>
-      <w:r>
-        <w:t>Three questions I will ask:</w:t>
-        <w:br/>
-        <w:t>1. _____________________________________________________________________________</w:t>
-        <w:br/>
-        <w:t>2. _____________________________________________________________________________</w:t>
-        <w:br/>
-        <w:t>3. _____________________________________________________________________________</w:t>
-        <w:br/>
-        <w:br/>
-        <w:t>One lesson I learned:</w:t>
-        <w:br/>
-        <w:t>________________________________________________________________________________</w:t>
-        <w:br/>
-        <w:br/>
-        <w:t>My personalized thank-you message:</w:t>
-        <w:br/>
-        <w:t>________________________________________________________________________________</w:t>
-        <w:br/>
-        <w:t>________________________________________________________________________________</w:t>
-      </w:r>
-    </w:p>
-    <w:p>
-      <w:r>
-        <w:br w:type="page"/>
-      </w:r>
-    </w:p>
-    <w:p>
-      <w:pPr>
-        <w:pStyle w:val="Heading1"/>
-      </w:pPr>
-      <w:r>
-        <w:t>Portfolio Artifact</w:t>
-      </w:r>
-    </w:p>
-    <w:p>
-      <w:r>
-        <w:t>Personal Reliability Workflow and CRM Practice Record</w:t>
-      </w:r>
-    </w:p>
-    <w:p>
-      <w:pPr>
-        <w:pStyle w:val="ListBullet"/>
-      </w:pPr>
-      <w:r>
-        <w:t>Complete all required sections.</w:t>
-      </w:r>
-    </w:p>
-    <w:p>
-      <w:pPr>
-        <w:pStyle w:val="ListBullet"/>
-      </w:pPr>
-      <w:r>
-        <w:t>Use specific examples and evidence.</w:t>
-      </w:r>
-    </w:p>
-    <w:p>
-      <w:pPr>
-        <w:pStyle w:val="ListBullet"/>
-      </w:pPr>
-      <w:r>
-        <w:t>Name the file professionally.</w:t>
-      </w:r>
-    </w:p>
-    <w:p>
-      <w:pPr>
-        <w:pStyle w:val="ListBullet"/>
-      </w:pPr>
-      <w:r>
-        <w:t>Save it in the correct portfolio folder.</w:t>
-      </w:r>
-    </w:p>
-    <w:p>
-      <w:pPr>
-        <w:pStyle w:val="ListBullet"/>
-      </w:pPr>
-      <w:r>
-        <w:t>Review privacy and sharing settings.</w:t>
-      </w:r>
-    </w:p>
-    <w:p>
-      <w:pPr>
-        <w:pStyle w:val="Heading1"/>
-      </w:pPr>
-      <w:r>
-        <w:t>Badge Check</w:t>
-      </w:r>
-    </w:p>
-    <w:p>
-      <w:r>
-        <w:t>I am ready to submit evidence for the Reliable Professional badge when I can demonstrate the week’s skill, explain the evidence, use feedback, and connect it to internship readiness.</w:t>
-      </w:r>
-    </w:p>
-    <w:p>
-      <w:pPr>
-        <w:pStyle w:val="Heading1"/>
-      </w:pPr>
-      <w:r>
-        <w:t>Weekly Reflection</w:t>
-      </w:r>
-    </w:p>
-    <w:p>
-      <w:r>
-        <w:t>What did I discover, practice, or build this week? What specific evidence shows growth? How will I use this learning during an internship, tour, interview, project, or professional relationship?</w:t>
-        <w:br/>
-        <w:br/>
-        <w:t>________________________________________________________________________________</w:t>
-        <w:br/>
-        <w:t>________________________________________________________________________________</w:t>
-        <w:br/>
-        <w:t>________________________________________________________________________________</w:t>
-        <w:br/>
-        <w:t>________________________________________________________________________________</w:t>
-        <w:br/>
-        <w:t>________________________________________________________________________________</w:t>
-      </w:r>
-    </w:p>
-    <w:p>
-      <w:pPr>
-        <w:pStyle w:val="Heading1"/>
-      </w:pPr>
-      <w:r>
-        <w:t>Mission Card</w:t>
-      </w:r>
-    </w:p>
-    <w:tbl>
-      <w:tblPr>
-        <w:tblW w:type="auto" w:w="0"/>
-        <w:jc w:val="center"/>
-        <w:tblLook w:firstColumn="1" w:firstRow="1" w:lastColumn="0" w:lastRow="0" w:noHBand="0" w:noVBand="1" w:val="04A0"/>
-      </w:tblPr>
-      <w:tblGrid>
-        <w:gridCol w:w="10224"/>
-      </w:tblGrid>
-      <w:tr>
-        <w:tc>
-          <w:tcPr>
-            <w:tcW w:type="dxa" w:w="10224"/>
-            <w:shd w:fill="FFF3C4"/>
-            <w:vAlign w:val="center"/>
-          </w:tcPr>
-          <w:p>
-            <w:r>
-              <w:rPr>
-                <w:b/>
-                <w:color w:val="0D1B3D"/>
-              </w:rPr>
-              <w:t xml:space="preserve">Complete Before Next Week: </w:t>
-            </w:r>
-            <w:r>
-              <w:t>Use one reliability system for five consecutive days and record what it prevented from slipping.</w:t>
-            </w:r>
-          </w:p>
-        </w:tc>
-      </w:tr>
-    </w:tbl>
-    <w:sectPr>
-      <w:headerReference w:type="default" r:id="rId9"/>
-      <w:footerReference w:type="default" r:id="rId10"/>
+        <w:spacing w:before="180" w:after="120"/>
+      </w:pPr>
+      <w:r>
+        <w:rPr>
+          <w:b/>
+          <w:sz w:val="24"/>
+          <w:szCs w:val="24"/>
+          <w:color w:val="1B779E"/>
+        </w:rPr>
+        <w:t xml:space="preserve">OBSERVE. ASK. CONNECT. REFLECT. BUILD WHAT'S NEXT.</w:t>
+      </w:r>
+    </w:p>
+    <w:sectPr xmlns:w="http://schemas.openxmlformats.org/wordprocessingml/2006/main" xmlns:ns1="http://schemas.openxmlformats.org/officeDocument/2006/relationships">
+      <w:headerReference w:type="default" ns1:id="rId9"/>
+      <w:footerReference w:type="default" ns1:id="rId10"/>
       <w:pgSz w:w="12240" w:h="15840"/>
       <w:pgMar w:top="936" w:right="1008" w:bottom="936" w:left="1008" w:header="720" w:footer="720" w:gutter="0"/>
       <w:cols w:space="720"/>
